--- a/backend_api/templates/vessel_truck_supervision.docx
+++ b/backend_api/templates/vessel_truck_supervision.docx
@@ -16,37 +16,75 @@
       <w:pPr>
         <w:jc w:val="both"/>
         <w:rPr>
-          <w:lang w:val="es-CR"/>
-        </w:rPr>
-      </w:pPr>
-      <w:r>
-        <w:t xml:space="preserve">Puerto Caldera - </w:t>
-      </w:r>
-      <w:r>
-        <w:t>Costa Rica</w:t>
-      </w:r>
-      <w:r>
+          <w:lang w:val="en-US"/>
+        </w:rPr>
+      </w:pPr>
+      <w:r>
+        <w:rPr>
+          <w:lang w:val="en-US"/>
+        </w:rPr>
+        <w:t xml:space="preserve">Puerto </w:t>
+      </w:r>
+      <w:r>
+        <w:rPr>
+          <w:lang w:val="en-US"/>
+        </w:rPr>
+        <w:t>{port}</w:t>
+      </w:r>
+      <w:r>
+        <w:rPr>
+          <w:lang w:val="en-US"/>
+        </w:rPr>
+        <w:t xml:space="preserve"> </w:t>
+      </w:r>
+      <w:r>
+        <w:rPr>
+          <w:lang w:val="en-US"/>
+        </w:rPr>
+        <w:t>–</w:t>
+      </w:r>
+      <w:r>
+        <w:rPr>
+          <w:lang w:val="en-US"/>
+        </w:rPr>
+        <w:t xml:space="preserve"> </w:t>
+      </w:r>
+      <w:r>
+        <w:rPr>
+          <w:lang w:val="en-US"/>
+        </w:rPr>
+        <w:t>{country}</w:t>
+      </w:r>
+      <w:r>
+        <w:rPr>
+          <w:lang w:val="en-US"/>
+        </w:rPr>
         <w:t xml:space="preserve">, </w:t>
       </w:r>
       <w:r>
-        <w:t>1</w:t>
-      </w:r>
-      <w:r>
-        <w:t>0</w:t>
-      </w:r>
-      <w:r>
-        <w:t xml:space="preserve"> </w:t>
-      </w:r>
-      <w:r>
-        <w:t xml:space="preserve">Febrero </w:t>
-      </w:r>
-      <w:r>
-        <w:t>202</w:t>
-      </w:r>
-      <w:r>
-        <w:t>6</w:t>
-      </w:r>
-      <w:r>
+        <w:rPr>
+          <w:lang w:val="en-US"/>
+        </w:rPr>
+        <w:t>{</w:t>
+      </w:r>
+      <w:proofErr w:type="spellStart"/>
+      <w:r>
+        <w:rPr>
+          <w:lang w:val="en-US"/>
+        </w:rPr>
+        <w:t>report_date</w:t>
+      </w:r>
+      <w:proofErr w:type="spellEnd"/>
+      <w:r>
+        <w:rPr>
+          <w:lang w:val="en-US"/>
+        </w:rPr>
+        <w:t>}</w:t>
+      </w:r>
+      <w:r>
+        <w:rPr>
+          <w:lang w:val="en-US"/>
+        </w:rPr>
         <w:t>.</w:t>
       </w:r>
     </w:p>
@@ -55,6 +93,7 @@
         <w:jc w:val="both"/>
         <w:rPr>
           <w:szCs w:val="24"/>
+          <w:lang w:val="en-US"/>
         </w:rPr>
       </w:pPr>
     </w:p>
@@ -63,6 +102,7 @@
         <w:jc w:val="both"/>
         <w:rPr>
           <w:szCs w:val="24"/>
+          <w:lang w:val="en-US"/>
         </w:rPr>
       </w:pPr>
     </w:p>
@@ -108,6 +148,7 @@
           <w:lang w:val="en-US"/>
         </w:rPr>
       </w:pPr>
+      <w:proofErr w:type="spellStart"/>
       <w:r>
         <w:rPr>
           <w:b/>
@@ -124,6 +165,7 @@
         </w:rPr>
         <w:t>roposito</w:t>
       </w:r>
+      <w:proofErr w:type="spellEnd"/>
     </w:p>
     <w:p>
       <w:pPr>
@@ -131,7 +173,23 @@
         <w:ind w:left="1418"/>
       </w:pPr>
       <w:r>
-        <w:t>MSL Marine Surveyors and Logistics, fuimos nominados para llevar a cabo la</w:t>
+        <w:t xml:space="preserve">MSL Marine </w:t>
+      </w:r>
+      <w:proofErr w:type="spellStart"/>
+      <w:r>
+        <w:t>Surveyors</w:t>
+      </w:r>
+      <w:proofErr w:type="spellEnd"/>
+      <w:r>
+        <w:t xml:space="preserve"> and </w:t>
+      </w:r>
+      <w:proofErr w:type="spellStart"/>
+      <w:r>
+        <w:t>Logistics</w:t>
+      </w:r>
+      <w:proofErr w:type="spellEnd"/>
+      <w:r>
+        <w:t>, fuimos nominados para llevar a cabo la</w:t>
       </w:r>
       <w:r>
         <w:t xml:space="preserve"> </w:t>
@@ -151,17 +209,50 @@
           <w:b/>
           <w:bCs/>
         </w:rPr>
-        <w:t>PAN ORION</w:t>
-      </w:r>
+        <w:t>{</w:t>
+      </w:r>
+      <w:proofErr w:type="spellStart"/>
       <w:r>
         <w:rPr>
           <w:b/>
           <w:bCs/>
         </w:rPr>
+        <w:t>vessel_name</w:t>
+      </w:r>
+      <w:proofErr w:type="spellEnd"/>
+      <w:r>
+        <w:rPr>
+          <w:b/>
+          <w:bCs/>
+        </w:rPr>
+        <w:t>}</w:t>
+      </w:r>
+      <w:r>
+        <w:rPr>
+          <w:b/>
+          <w:bCs/>
+        </w:rPr>
         <w:t>”</w:t>
       </w:r>
       <w:r>
-        <w:t xml:space="preserve"> Puerto Caldera – Costa Rica</w:t>
+        <w:t xml:space="preserve"> Puerto </w:t>
+      </w:r>
+      <w:r>
+        <w:t>{</w:t>
+      </w:r>
+      <w:proofErr w:type="spellStart"/>
+      <w:r>
+        <w:t>port</w:t>
+      </w:r>
+      <w:proofErr w:type="spellEnd"/>
+      <w:r>
+        <w:t>}</w:t>
+      </w:r>
+      <w:r>
+        <w:t xml:space="preserve"> – </w:t>
+      </w:r>
+      <w:r>
+        <w:t>{country}</w:t>
       </w:r>
     </w:p>
     <w:p>
@@ -183,6 +274,7 @@
           <w:lang w:val="en-US"/>
         </w:rPr>
       </w:pPr>
+      <w:proofErr w:type="spellStart"/>
       <w:r>
         <w:rPr>
           <w:b/>
@@ -199,6 +291,7 @@
         </w:rPr>
         <w:t>ciones</w:t>
       </w:r>
+      <w:proofErr w:type="spellEnd"/>
     </w:p>
     <w:p>
       <w:pPr>
@@ -227,55 +320,27 @@
         <w:rPr>
           <w:lang w:val="es-CR"/>
         </w:rPr>
-        <w:t xml:space="preserve"> Requerida por:    </w:t>
-      </w:r>
-      <w:r>
-        <w:rPr>
-          <w:lang w:val="es-CR"/>
-        </w:rPr>
-        <w:t xml:space="preserve">       </w:t>
-      </w:r>
-      <w:r>
-        <w:rPr>
-          <w:lang w:val="es-CR"/>
-        </w:rPr>
-        <w:t>AGROPECUARIA L SURCO S.A</w:t>
-      </w:r>
-      <w:r>
-        <w:rPr>
-          <w:lang w:val="es-CR"/>
-        </w:rPr>
-        <w:t>.</w:t>
-      </w:r>
-      <w:r>
-        <w:rPr>
-          <w:lang w:val="es-CR"/>
-        </w:rPr>
-        <w:t xml:space="preserve"> </w:t>
-      </w:r>
-      <w:r>
-        <w:rPr>
-          <w:lang w:val="es-CR"/>
-        </w:rPr>
-        <w:t xml:space="preserve"> </w:t>
-      </w:r>
-      <w:r>
-        <w:rPr>
-          <w:lang w:val="es-CR"/>
-        </w:rPr>
-        <w:t xml:space="preserve">       </w:t>
-      </w:r>
-      <w:r>
-        <w:rPr>
-          <w:lang w:val="es-CR"/>
-        </w:rPr>
-        <w:t xml:space="preserve"> </w:t>
-      </w:r>
-      <w:r>
-        <w:rPr>
-          <w:lang w:val="es-CR"/>
-        </w:rPr>
-        <w:t xml:space="preserve">                    </w:t>
+        <w:t xml:space="preserve"> Requerida por: </w:t>
+      </w:r>
+      <w:r>
+        <w:rPr>
+          <w:lang w:val="es-CR"/>
+        </w:rPr>
+        <w:t>{</w:t>
+      </w:r>
+      <w:proofErr w:type="spellStart"/>
+      <w:r>
+        <w:rPr>
+          <w:lang w:val="es-CR"/>
+        </w:rPr>
+        <w:t>customer</w:t>
+      </w:r>
+      <w:proofErr w:type="spellEnd"/>
+      <w:r>
+        <w:rPr>
+          <w:lang w:val="es-CR"/>
+        </w:rPr>
+        <w:t>}</w:t>
       </w:r>
     </w:p>
     <w:p>
@@ -334,24 +399,44 @@
           <w:smallCaps/>
           <w:lang w:val="es-CR"/>
         </w:rPr>
-        <w:t xml:space="preserve"> y</w:t>
-      </w:r>
+        <w:t xml:space="preserve"> </w:t>
+      </w:r>
+      <w:proofErr w:type="spellStart"/>
       <w:r>
         <w:rPr>
           <w:b/>
           <w:smallCaps/>
           <w:lang w:val="es-CR"/>
         </w:rPr>
-        <w:t xml:space="preserve"> inspec</w:t>
-      </w:r>
+        <w:t>y</w:t>
+      </w:r>
+      <w:proofErr w:type="spellEnd"/>
       <w:r>
         <w:rPr>
           <w:b/>
           <w:smallCaps/>
           <w:lang w:val="es-CR"/>
         </w:rPr>
+        <w:t xml:space="preserve"> </w:t>
+      </w:r>
+      <w:proofErr w:type="spellStart"/>
+      <w:r>
+        <w:rPr>
+          <w:b/>
+          <w:smallCaps/>
+          <w:lang w:val="es-CR"/>
+        </w:rPr>
+        <w:t>inspec</w:t>
+      </w:r>
+      <w:r>
+        <w:rPr>
+          <w:b/>
+          <w:smallCaps/>
+          <w:lang w:val="es-CR"/>
+        </w:rPr>
         <w:t>cion</w:t>
       </w:r>
+      <w:proofErr w:type="spellEnd"/>
       <w:r>
         <w:rPr>
           <w:b/>
@@ -381,128 +466,33 @@
         <w:rPr>
           <w:lang w:val="es-CR"/>
         </w:rPr>
-        <w:t>Fechas de Arribo</w:t>
-      </w:r>
-      <w:r>
-        <w:rPr>
-          <w:lang w:val="es-CR"/>
-        </w:rPr>
-        <w:t xml:space="preserve"> </w:t>
-      </w:r>
-      <w:r>
-        <w:rPr>
-          <w:lang w:val="es-CR"/>
-        </w:rPr>
-        <w:tab/>
-        <w:t xml:space="preserve"> </w:t>
-      </w:r>
-      <w:r>
-        <w:rPr>
-          <w:lang w:val="es-CR"/>
-        </w:rPr>
-        <w:t xml:space="preserve">          </w:t>
-      </w:r>
-      <w:r>
-        <w:rPr>
-          <w:lang w:val="es-CR"/>
-        </w:rPr>
-        <w:t xml:space="preserve">  </w:t>
-      </w:r>
-      <w:r>
-        <w:rPr>
-          <w:lang w:val="es-CR"/>
-        </w:rPr>
-        <w:t xml:space="preserve">  </w:t>
-      </w:r>
-      <w:r>
-        <w:rPr>
-          <w:lang w:val="es-CR"/>
-        </w:rPr>
-        <w:t>Febrero</w:t>
-      </w:r>
-      <w:r>
-        <w:rPr>
-          <w:lang w:val="es-CR"/>
-        </w:rPr>
-        <w:t xml:space="preserve"> </w:t>
-      </w:r>
-      <w:r>
-        <w:rPr>
-          <w:lang w:val="es-CR"/>
-        </w:rPr>
-        <w:t>1</w:t>
-      </w:r>
-      <w:r>
-        <w:rPr>
-          <w:lang w:val="es-CR"/>
-        </w:rPr>
-        <w:t>0</w:t>
-      </w:r>
-      <w:r>
-        <w:rPr>
-          <w:lang w:val="es-CR"/>
-        </w:rPr>
-        <w:t>,</w:t>
-      </w:r>
-      <w:r>
-        <w:rPr>
-          <w:lang w:val="es-CR"/>
-        </w:rPr>
-        <w:t xml:space="preserve"> 202</w:t>
-      </w:r>
-      <w:r>
-        <w:rPr>
-          <w:lang w:val="es-CR"/>
-        </w:rPr>
-        <w:t>6</w:t>
-      </w:r>
-      <w:r>
-        <w:rPr>
-          <w:lang w:val="es-CR"/>
-        </w:rPr>
-        <w:t xml:space="preserve"> </w:t>
-      </w:r>
-      <w:r>
-        <w:rPr>
-          <w:lang w:val="es-CR"/>
-        </w:rPr>
-        <w:t>/</w:t>
-      </w:r>
-      <w:r>
-        <w:rPr>
-          <w:lang w:val="es-CR"/>
-        </w:rPr>
-        <w:t xml:space="preserve"> </w:t>
-      </w:r>
-      <w:r>
-        <w:rPr>
-          <w:lang w:val="es-CR"/>
-        </w:rPr>
-        <w:t>23</w:t>
-      </w:r>
-      <w:r>
-        <w:rPr>
-          <w:lang w:val="es-CR"/>
-        </w:rPr>
-        <w:t>:</w:t>
-      </w:r>
-      <w:r>
-        <w:rPr>
-          <w:lang w:val="es-CR"/>
-        </w:rPr>
-        <w:t>00</w:t>
-      </w:r>
-      <w:r>
-        <w:rPr>
-          <w:lang w:val="es-CR"/>
-        </w:rPr>
-        <w:t xml:space="preserve"> HL</w:t>
-      </w:r>
-      <w:r>
-        <w:rPr>
-          <w:lang w:val="es-CR"/>
-        </w:rPr>
-        <w:t>.</w:t>
+        <w:t>Fechas de Arrib</w:t>
+      </w:r>
+      <w:r>
+        <w:rPr>
+          <w:lang w:val="es-CR"/>
+        </w:rPr>
+        <w:t xml:space="preserve">o </w:t>
+      </w:r>
+      <w:r>
+        <w:rPr>
+          <w:lang w:val="es-CR"/>
+        </w:rPr>
+        <w:t>{</w:t>
+      </w:r>
+      <w:proofErr w:type="spellStart"/>
+      <w:r>
+        <w:rPr>
+          <w:lang w:val="es-CR"/>
+        </w:rPr>
+        <w:t>arrival_date</w:t>
+      </w:r>
+      <w:proofErr w:type="spellEnd"/>
+      <w:r>
+        <w:rPr>
+          <w:lang w:val="es-CR"/>
+        </w:rPr>
+        <w:t>}</w:t>
       </w:r>
     </w:p>
     <w:p>
@@ -581,73 +571,35 @@
           <w:lang w:val="es-CR"/>
         </w:rPr>
         <w:tab/>
-        <w:t xml:space="preserve">    </w:t>
-      </w:r>
-      <w:r>
-        <w:rPr>
-          <w:lang w:val="es-CR"/>
-        </w:rPr>
-        <w:t>Febrero</w:t>
-      </w:r>
-      <w:r>
-        <w:rPr>
-          <w:lang w:val="es-CR"/>
-        </w:rPr>
         <w:t xml:space="preserve"> </w:t>
       </w:r>
-      <w:r>
-        <w:rPr>
-          <w:lang w:val="es-CR"/>
-        </w:rPr>
-        <w:t>1</w:t>
-      </w:r>
-      <w:r>
-        <w:rPr>
-          <w:lang w:val="es-CR"/>
-        </w:rPr>
-        <w:t>1</w:t>
-      </w:r>
-      <w:r>
-        <w:rPr>
-          <w:lang w:val="es-CR"/>
-        </w:rPr>
-        <w:t>, 202</w:t>
-      </w:r>
-      <w:r>
-        <w:rPr>
-          <w:lang w:val="es-CR"/>
-        </w:rPr>
-        <w:t>6</w:t>
-      </w:r>
-      <w:r>
-        <w:rPr>
-          <w:lang w:val="es-CR"/>
-        </w:rPr>
-        <w:t xml:space="preserve"> / </w:t>
-      </w:r>
-      <w:r>
-        <w:rPr>
-          <w:lang w:val="es-CR"/>
-        </w:rPr>
-        <w:t>03</w:t>
-      </w:r>
-      <w:r>
-        <w:rPr>
-          <w:lang w:val="es-CR"/>
-        </w:rPr>
-        <w:t>:</w:t>
-      </w:r>
-      <w:r>
-        <w:rPr>
-          <w:lang w:val="es-CR"/>
-        </w:rPr>
-        <w:t>5</w:t>
-      </w:r>
-      <w:r>
-        <w:rPr>
-          <w:lang w:val="es-CR"/>
-        </w:rPr>
-        <w:t>0 HL.</w:t>
+      <w:proofErr w:type="gramStart"/>
+      <w:r>
+        <w:rPr>
+          <w:lang w:val="es-CR"/>
+        </w:rPr>
+        <w:t xml:space="preserve">   </w:t>
+      </w:r>
+      <w:r>
+        <w:rPr>
+          <w:lang w:val="es-CR"/>
+        </w:rPr>
+        <w:t>{</w:t>
+      </w:r>
+      <w:proofErr w:type="spellStart"/>
+      <w:proofErr w:type="gramEnd"/>
+      <w:r>
+        <w:rPr>
+          <w:lang w:val="es-CR"/>
+        </w:rPr>
+        <w:t>inspection_date</w:t>
+      </w:r>
+      <w:proofErr w:type="spellEnd"/>
+      <w:r>
+        <w:rPr>
+          <w:lang w:val="es-CR"/>
+        </w:rPr>
+        <w:t>}</w:t>
       </w:r>
     </w:p>
     <w:p>
@@ -690,73 +642,35 @@
           <w:lang w:val="es-CR"/>
         </w:rPr>
         <w:tab/>
-        <w:t xml:space="preserve">    </w:t>
-      </w:r>
-      <w:r>
-        <w:rPr>
-          <w:lang w:val="es-CR"/>
-        </w:rPr>
-        <w:t>Febrero</w:t>
-      </w:r>
-      <w:r>
-        <w:rPr>
-          <w:lang w:val="es-CR"/>
-        </w:rPr>
         <w:t xml:space="preserve"> </w:t>
       </w:r>
-      <w:r>
-        <w:rPr>
-          <w:lang w:val="es-CR"/>
-        </w:rPr>
-        <w:t>1</w:t>
-      </w:r>
-      <w:r>
-        <w:rPr>
-          <w:lang w:val="es-CR"/>
-        </w:rPr>
-        <w:t>4</w:t>
-      </w:r>
-      <w:r>
-        <w:rPr>
-          <w:lang w:val="es-CR"/>
-        </w:rPr>
-        <w:t>, 202</w:t>
-      </w:r>
-      <w:r>
-        <w:rPr>
-          <w:lang w:val="es-CR"/>
-        </w:rPr>
-        <w:t>6</w:t>
-      </w:r>
-      <w:r>
-        <w:rPr>
-          <w:lang w:val="es-CR"/>
-        </w:rPr>
-        <w:t xml:space="preserve"> / </w:t>
-      </w:r>
-      <w:r>
-        <w:rPr>
-          <w:lang w:val="es-CR"/>
-        </w:rPr>
-        <w:t>10</w:t>
-      </w:r>
-      <w:r>
-        <w:rPr>
-          <w:lang w:val="es-CR"/>
-        </w:rPr>
-        <w:t>:0</w:t>
-      </w:r>
-      <w:r>
-        <w:rPr>
-          <w:lang w:val="es-CR"/>
-        </w:rPr>
-        <w:t>0</w:t>
-      </w:r>
-      <w:r>
-        <w:rPr>
-          <w:lang w:val="es-CR"/>
-        </w:rPr>
-        <w:t xml:space="preserve"> HL.</w:t>
+      <w:proofErr w:type="gramStart"/>
+      <w:r>
+        <w:rPr>
+          <w:lang w:val="es-CR"/>
+        </w:rPr>
+        <w:t xml:space="preserve">   </w:t>
+      </w:r>
+      <w:r>
+        <w:rPr>
+          <w:lang w:val="es-CR"/>
+        </w:rPr>
+        <w:t>{</w:t>
+      </w:r>
+      <w:proofErr w:type="spellStart"/>
+      <w:proofErr w:type="gramEnd"/>
+      <w:r>
+        <w:rPr>
+          <w:lang w:val="es-CR"/>
+        </w:rPr>
+        <w:t>supervision_completed_date</w:t>
+      </w:r>
+      <w:proofErr w:type="spellEnd"/>
+      <w:r>
+        <w:rPr>
+          <w:lang w:val="es-CR"/>
+        </w:rPr>
+        <w:t>}</w:t>
       </w:r>
     </w:p>
     <w:p>
@@ -798,6 +712,7 @@
           <w:lang w:val="en-US"/>
         </w:rPr>
       </w:pPr>
+      <w:proofErr w:type="spellStart"/>
       <w:r>
         <w:rPr>
           <w:b/>
@@ -814,6 +729,7 @@
         </w:rPr>
         <w:t>presentantes</w:t>
       </w:r>
+      <w:proofErr w:type="spellEnd"/>
     </w:p>
     <w:p>
       <w:pPr>
@@ -854,37 +770,21 @@
         <w:rPr>
           <w:lang w:val="es-CR"/>
         </w:rPr>
-        <w:tab/>
-      </w:r>
-      <w:r>
-        <w:rPr>
-          <w:lang w:val="es-CR"/>
-        </w:rPr>
-        <w:t xml:space="preserve"> </w:t>
-      </w:r>
-      <w:r>
-        <w:rPr>
-          <w:lang w:val="es-CR"/>
-        </w:rPr>
-        <w:t xml:space="preserve">        </w:t>
-      </w:r>
-      <w:r>
-        <w:rPr>
-          <w:lang w:val="es-CR"/>
-        </w:rPr>
-        <w:t xml:space="preserve"> </w:t>
-      </w:r>
-      <w:r>
-        <w:rPr>
-          <w:lang w:val="es-CR"/>
-        </w:rPr>
-        <w:t xml:space="preserve">     </w:t>
-      </w:r>
-      <w:r>
-        <w:rPr>
-          <w:lang w:val="es-CR"/>
-        </w:rPr>
-        <w:t>CHO SEONGHYEUN</w:t>
+        <w:t>{</w:t>
+      </w:r>
+      <w:proofErr w:type="spellStart"/>
+      <w:r>
+        <w:rPr>
+          <w:lang w:val="es-CR"/>
+        </w:rPr>
+        <w:t>captain</w:t>
+      </w:r>
+      <w:proofErr w:type="spellEnd"/>
+      <w:r>
+        <w:rPr>
+          <w:lang w:val="es-CR"/>
+        </w:rPr>
+        <w:t>}</w:t>
       </w:r>
     </w:p>
     <w:p>
@@ -913,73 +813,27 @@
         <w:rPr>
           <w:lang w:val="es-CR"/>
         </w:rPr>
-        <w:t xml:space="preserve">         </w:t>
-      </w:r>
-      <w:r>
-        <w:rPr>
-          <w:lang w:val="es-CR"/>
-        </w:rPr>
         <w:t xml:space="preserve"> </w:t>
       </w:r>
       <w:r>
         <w:rPr>
           <w:lang w:val="es-CR"/>
         </w:rPr>
-        <w:t xml:space="preserve"> </w:t>
-      </w:r>
-      <w:r>
-        <w:rPr>
-          <w:lang w:val="es-CR"/>
-        </w:rPr>
-        <w:t xml:space="preserve">    </w:t>
-      </w:r>
-      <w:r>
-        <w:rPr>
-          <w:lang w:val="es-CR"/>
-        </w:rPr>
-        <w:t xml:space="preserve">      </w:t>
-      </w:r>
-      <w:r>
-        <w:rPr>
-          <w:lang w:val="es-CR"/>
-        </w:rPr>
-        <w:t xml:space="preserve">         </w:t>
-      </w:r>
-      <w:r>
-        <w:rPr>
-          <w:lang w:val="es-CR"/>
-        </w:rPr>
-        <w:t xml:space="preserve"> </w:t>
-      </w:r>
-      <w:r>
-        <w:rPr>
-          <w:lang w:val="es-CR"/>
-        </w:rPr>
-        <w:t xml:space="preserve">    </w:t>
-      </w:r>
-      <w:r>
-        <w:rPr>
-          <w:lang w:val="es-CR"/>
-        </w:rPr>
-        <w:t xml:space="preserve"> </w:t>
-      </w:r>
-      <w:r>
-        <w:rPr>
-          <w:lang w:val="es-CR"/>
-        </w:rPr>
-        <w:t xml:space="preserve">OMONGOS KETH JOLLY VIER  </w:t>
-      </w:r>
-      <w:r>
-        <w:rPr>
-          <w:lang w:val="es-CR"/>
-        </w:rPr>
-        <w:t xml:space="preserve">   </w:t>
-      </w:r>
-      <w:r>
-        <w:rPr>
-          <w:lang w:val="es-CR"/>
-        </w:rPr>
-        <w:t xml:space="preserve">CALUNDOD  </w:t>
+        <w:t>{</w:t>
+      </w:r>
+      <w:proofErr w:type="spellStart"/>
+      <w:r>
+        <w:rPr>
+          <w:lang w:val="es-CR"/>
+        </w:rPr>
+        <w:t>chief_officer</w:t>
+      </w:r>
+      <w:proofErr w:type="spellEnd"/>
+      <w:r>
+        <w:rPr>
+          <w:lang w:val="es-CR"/>
+        </w:rPr>
+        <w:t>}</w:t>
       </w:r>
     </w:p>
     <w:p>
@@ -1046,73 +900,73 @@
         <w:spacing w:before="80"/>
         <w:rPr>
           <w:smallCaps/>
-          <w:lang w:val="es-CR"/>
-        </w:rPr>
-      </w:pPr>
-      <w:r>
-        <w:rPr>
-          <w:lang w:val="es-CR"/>
+          <w:lang w:val="it-IT"/>
+        </w:rPr>
+      </w:pPr>
+      <w:r>
+        <w:rPr>
+          <w:lang w:val="it-IT"/>
         </w:rPr>
         <w:t>Nombre</w:t>
       </w:r>
       <w:r>
         <w:rPr>
-          <w:lang w:val="es-CR"/>
+          <w:lang w:val="it-IT"/>
         </w:rPr>
         <w:t xml:space="preserve"> </w:t>
       </w:r>
       <w:r>
         <w:rPr>
-          <w:lang w:val="es-CR"/>
+          <w:lang w:val="it-IT"/>
         </w:rPr>
         <w:tab/>
         <w:t xml:space="preserve">                 </w:t>
       </w:r>
       <w:r>
         <w:rPr>
-          <w:lang w:val="es-CR"/>
+          <w:lang w:val="it-IT"/>
         </w:rPr>
         <w:t xml:space="preserve">             </w:t>
       </w:r>
       <w:r>
         <w:rPr>
-          <w:lang w:val="es-CR"/>
+          <w:lang w:val="it-IT"/>
         </w:rPr>
         <w:t xml:space="preserve">  </w:t>
       </w:r>
       <w:r>
         <w:rPr>
-          <w:lang w:val="es-CR"/>
+          <w:lang w:val="it-IT"/>
         </w:rPr>
         <w:t xml:space="preserve">  </w:t>
       </w:r>
       <w:r>
         <w:rPr>
-          <w:lang w:val="es-CR"/>
+          <w:lang w:val="it-IT"/>
         </w:rPr>
         <w:t xml:space="preserve"> </w:t>
       </w:r>
       <w:r>
         <w:rPr>
-          <w:lang w:val="es-CR"/>
+          <w:lang w:val="it-IT"/>
         </w:rPr>
         <w:t xml:space="preserve"> </w:t>
       </w:r>
       <w:r>
         <w:rPr>
-          <w:lang w:val="es-CR"/>
+          <w:lang w:val="it-IT"/>
         </w:rPr>
         <w:t>M/V “</w:t>
       </w:r>
       <w:r>
         <w:rPr>
-          <w:lang w:val="es-CR"/>
-        </w:rPr>
-        <w:t>PAN ORION</w:t>
-      </w:r>
-      <w:r>
-        <w:rPr>
-          <w:lang w:val="es-CR"/>
+          <w:lang w:val="it-IT"/>
+        </w:rPr>
+        <w:t>{vessel_name}</w:t>
+      </w:r>
+      <w:r>
+        <w:rPr>
+          <w:lang w:val="it-IT"/>
         </w:rPr>
         <w:t>”</w:t>
       </w:r>
@@ -1148,13 +1002,35 @@
         <w:rPr>
           <w:lang w:val="es-CR"/>
         </w:rPr>
-        <w:t xml:space="preserve">       </w:t>
-      </w:r>
-      <w:r>
-        <w:rPr>
-          <w:lang w:val="es-CR"/>
-        </w:rPr>
-        <w:t>Panama</w:t>
+        <w:t xml:space="preserve">  </w:t>
+      </w:r>
+      <w:proofErr w:type="gramStart"/>
+      <w:r>
+        <w:rPr>
+          <w:lang w:val="es-CR"/>
+        </w:rPr>
+        <w:t xml:space="preserve"> </w:t>
+      </w:r>
+      <w:r>
+        <w:rPr>
+          <w:lang w:val="es-CR"/>
+        </w:rPr>
+        <w:t xml:space="preserve">  {</w:t>
+      </w:r>
+      <w:proofErr w:type="spellStart"/>
+      <w:proofErr w:type="gramEnd"/>
+      <w:r>
+        <w:rPr>
+          <w:lang w:val="es-CR"/>
+        </w:rPr>
+        <w:t>flag_port_registry</w:t>
+      </w:r>
+      <w:proofErr w:type="spellEnd"/>
+      <w:r>
+        <w:rPr>
+          <w:lang w:val="es-CR"/>
+        </w:rPr>
+        <w:t>}</w:t>
       </w:r>
     </w:p>
     <w:p>
@@ -1199,17 +1075,33 @@
         </w:rPr>
         <w:t xml:space="preserve">    </w:t>
       </w:r>
-      <w:r>
-        <w:rPr>
-          <w:lang w:val="es-CR"/>
-        </w:rPr>
-        <w:t xml:space="preserve">    </w:t>
-      </w:r>
-      <w:r>
-        <w:rPr>
-          <w:lang w:val="es-CR"/>
-        </w:rPr>
-        <w:t>36,551</w:t>
+      <w:proofErr w:type="gramStart"/>
+      <w:r>
+        <w:rPr>
+          <w:lang w:val="es-CR"/>
+        </w:rPr>
+        <w:t xml:space="preserve"> </w:t>
+      </w:r>
+      <w:r>
+        <w:rPr>
+          <w:lang w:val="es-CR"/>
+        </w:rPr>
+        <w:t xml:space="preserve">  {</w:t>
+      </w:r>
+      <w:proofErr w:type="spellStart"/>
+      <w:proofErr w:type="gramEnd"/>
+      <w:r>
+        <w:rPr>
+          <w:lang w:val="es-CR"/>
+        </w:rPr>
+        <w:t>grt</w:t>
+      </w:r>
+      <w:proofErr w:type="spellEnd"/>
+      <w:r>
+        <w:rPr>
+          <w:lang w:val="es-CR"/>
+        </w:rPr>
+        <w:t>}</w:t>
       </w:r>
       <w:r>
         <w:rPr>
@@ -1265,13 +1157,41 @@
         <w:rPr>
           <w:lang w:val="es-CR"/>
         </w:rPr>
-        <w:t xml:space="preserve">    </w:t>
-      </w:r>
-      <w:r>
-        <w:rPr>
-          <w:lang w:val="es-CR"/>
-        </w:rPr>
-        <w:t xml:space="preserve"> 21565</w:t>
+        <w:t xml:space="preserve">  </w:t>
+      </w:r>
+      <w:proofErr w:type="gramStart"/>
+      <w:r>
+        <w:rPr>
+          <w:lang w:val="es-CR"/>
+        </w:rPr>
+        <w:t xml:space="preserve">  </w:t>
+      </w:r>
+      <w:r>
+        <w:rPr>
+          <w:lang w:val="es-CR"/>
+        </w:rPr>
+        <w:t xml:space="preserve"> </w:t>
+      </w:r>
+      <w:r>
+        <w:rPr>
+          <w:lang w:val="es-CR"/>
+        </w:rPr>
+        <w:t>{</w:t>
+      </w:r>
+      <w:proofErr w:type="spellStart"/>
+      <w:proofErr w:type="gramEnd"/>
+      <w:r>
+        <w:rPr>
+          <w:lang w:val="es-CR"/>
+        </w:rPr>
+        <w:t>nrt</w:t>
+      </w:r>
+      <w:proofErr w:type="spellEnd"/>
+      <w:r>
+        <w:rPr>
+          <w:lang w:val="es-CR"/>
+        </w:rPr>
+        <w:t>}</w:t>
       </w:r>
       <w:r>
         <w:rPr>
@@ -1296,8 +1216,16 @@
         <w:rPr>
           <w:lang w:val="es-CR"/>
         </w:rPr>
-        <w:t>IMO Nº</w:t>
-      </w:r>
+        <w:t xml:space="preserve">IMO </w:t>
+      </w:r>
+      <w:proofErr w:type="spellStart"/>
+      <w:r>
+        <w:rPr>
+          <w:lang w:val="es-CR"/>
+        </w:rPr>
+        <w:t>Nº</w:t>
+      </w:r>
+      <w:proofErr w:type="spellEnd"/>
       <w:r>
         <w:rPr>
           <w:lang w:val="es-CR"/>
@@ -1333,19 +1261,41 @@
         <w:rPr>
           <w:lang w:val="es-CR"/>
         </w:rPr>
-        <w:t xml:space="preserve">   </w:t>
-      </w:r>
-      <w:r>
-        <w:rPr>
-          <w:lang w:val="es-CR"/>
-        </w:rPr>
         <w:t xml:space="preserve"> </w:t>
       </w:r>
-      <w:r>
-        <w:rPr>
-          <w:lang w:val="es-CR"/>
-        </w:rPr>
-        <w:t>9855848</w:t>
+      <w:proofErr w:type="gramStart"/>
+      <w:r>
+        <w:rPr>
+          <w:lang w:val="es-CR"/>
+        </w:rPr>
+        <w:t xml:space="preserve">  </w:t>
+      </w:r>
+      <w:r>
+        <w:rPr>
+          <w:lang w:val="es-CR"/>
+        </w:rPr>
+        <w:t xml:space="preserve"> </w:t>
+      </w:r>
+      <w:r>
+        <w:rPr>
+          <w:lang w:val="es-CR"/>
+        </w:rPr>
+        <w:t>{</w:t>
+      </w:r>
+      <w:proofErr w:type="spellStart"/>
+      <w:proofErr w:type="gramEnd"/>
+      <w:r>
+        <w:rPr>
+          <w:lang w:val="es-CR"/>
+        </w:rPr>
+        <w:t>imo_no</w:t>
+      </w:r>
+      <w:proofErr w:type="spellEnd"/>
+      <w:r>
+        <w:rPr>
+          <w:lang w:val="es-CR"/>
+        </w:rPr>
+        <w:t>}</w:t>
       </w:r>
       <w:r>
         <w:rPr>
@@ -1401,25 +1351,41 @@
         <w:rPr>
           <w:lang w:val="es-CR"/>
         </w:rPr>
-        <w:t xml:space="preserve">   </w:t>
-      </w:r>
-      <w:r>
-        <w:rPr>
-          <w:lang w:val="es-CR"/>
-        </w:rPr>
         <w:t xml:space="preserve"> </w:t>
       </w:r>
-      <w:r>
-        <w:rPr>
-          <w:lang w:val="es-CR"/>
-        </w:rPr>
-        <w:t>20</w:t>
-      </w:r>
-      <w:r>
-        <w:rPr>
-          <w:lang w:val="es-CR"/>
-        </w:rPr>
-        <w:t>20</w:t>
+      <w:proofErr w:type="gramStart"/>
+      <w:r>
+        <w:rPr>
+          <w:lang w:val="es-CR"/>
+        </w:rPr>
+        <w:t xml:space="preserve">  </w:t>
+      </w:r>
+      <w:r>
+        <w:rPr>
+          <w:lang w:val="es-CR"/>
+        </w:rPr>
+        <w:t xml:space="preserve"> </w:t>
+      </w:r>
+      <w:r>
+        <w:rPr>
+          <w:lang w:val="es-CR"/>
+        </w:rPr>
+        <w:t>{</w:t>
+      </w:r>
+      <w:proofErr w:type="spellStart"/>
+      <w:proofErr w:type="gramEnd"/>
+      <w:r>
+        <w:rPr>
+          <w:lang w:val="es-CR"/>
+        </w:rPr>
+        <w:t>build_year</w:t>
+      </w:r>
+      <w:proofErr w:type="spellEnd"/>
+      <w:r>
+        <w:rPr>
+          <w:lang w:val="es-CR"/>
+        </w:rPr>
+        <w:t>}</w:t>
       </w:r>
       <w:r>
         <w:rPr>
@@ -1560,7 +1526,7 @@
         <w:jc w:val="both"/>
         <w:rPr>
           <w:rFonts w:cs="Arial"/>
-          <w:lang w:val="es-MX"/>
+          <w:lang w:val="es-CR"/>
         </w:rPr>
       </w:pPr>
       <w:r>
@@ -1568,7 +1534,23 @@
           <w:rFonts w:cs="Arial"/>
           <w:lang w:val="es-MX"/>
         </w:rPr>
-        <w:t>Cinco inspectores ubicados en la zona de descanso ubicada en los comedores de</w:t>
+        <w:t>{</w:t>
+      </w:r>
+      <w:proofErr w:type="spellStart"/>
+      <w:r>
+        <w:rPr>
+          <w:rFonts w:cs="Arial"/>
+          <w:lang w:val="es-MX"/>
+        </w:rPr>
+        <w:t>process_text</w:t>
+      </w:r>
+      <w:proofErr w:type="spellEnd"/>
+      <w:r>
+        <w:rPr>
+          <w:rFonts w:cs="Arial"/>
+          <w:lang w:val="es-MX"/>
+        </w:rPr>
+        <w:t>}</w:t>
       </w:r>
     </w:p>
     <w:p>
@@ -1581,15 +1563,33 @@
         <w:jc w:val="both"/>
         <w:rPr>
           <w:rFonts w:cs="Arial"/>
-          <w:lang w:val="es-MX"/>
-        </w:rPr>
-      </w:pPr>
-      <w:r>
-        <w:rPr>
-          <w:rFonts w:cs="Arial"/>
-          <w:lang w:val="es-MX"/>
-        </w:rPr>
-        <w:t>Puesto.</w:t>
+          <w:lang w:val="es-CR"/>
+        </w:rPr>
+      </w:pPr>
+    </w:p>
+    <w:p>
+      <w:pPr>
+        <w:numPr>
+          <w:ilvl w:val="0"/>
+          <w:numId w:val="7"/>
+        </w:numPr>
+        <w:spacing w:before="280"/>
+        <w:jc w:val="both"/>
+        <w:rPr>
+          <w:b/>
+          <w:szCs w:val="24"/>
+          <w:u w:val="thick" w:color="3366FF"/>
+          <w:lang w:val="es-CR"/>
+        </w:rPr>
+      </w:pPr>
+      <w:r>
+        <w:rPr>
+          <w:b/>
+          <w:szCs w:val="24"/>
+          <w:u w:val="thick" w:color="3366FF"/>
+          <w:lang w:val="es-CR"/>
+        </w:rPr>
+        <w:t>HALLASGOS</w:t>
       </w:r>
     </w:p>
     <w:p>
@@ -1602,630 +1602,6 @@
         <w:jc w:val="both"/>
         <w:rPr>
           <w:rFonts w:cs="Arial"/>
-          <w:lang w:val="es-MX"/>
-        </w:rPr>
-      </w:pPr>
-    </w:p>
-    <w:p>
-      <w:pPr>
-        <w:widowControl w:val="0"/>
-        <w:autoSpaceDE w:val="0"/>
-        <w:autoSpaceDN w:val="0"/>
-        <w:adjustRightInd w:val="0"/>
-        <w:spacing w:before="80"/>
-        <w:jc w:val="both"/>
-        <w:rPr>
-          <w:rFonts w:cs="Arial"/>
-          <w:lang w:val="es-MX"/>
-        </w:rPr>
-      </w:pPr>
-      <w:r>
-        <w:rPr>
-          <w:rFonts w:cs="Arial"/>
-          <w:lang w:val="es-MX"/>
-        </w:rPr>
-        <w:t>Un inspector denominado filtro primario, el cual se encargaba de identificar fichas,</w:t>
-      </w:r>
-    </w:p>
-    <w:p>
-      <w:pPr>
-        <w:widowControl w:val="0"/>
-        <w:autoSpaceDE w:val="0"/>
-        <w:autoSpaceDN w:val="0"/>
-        <w:adjustRightInd w:val="0"/>
-        <w:spacing w:before="80"/>
-        <w:jc w:val="both"/>
-        <w:rPr>
-          <w:rFonts w:cs="Arial"/>
-          <w:lang w:val="es-MX"/>
-        </w:rPr>
-      </w:pPr>
-      <w:r>
-        <w:rPr>
-          <w:rFonts w:cs="Arial"/>
-          <w:lang w:val="es-MX"/>
-        </w:rPr>
-        <w:t>boletas y placas antes de que saliera a cargar.</w:t>
-      </w:r>
-    </w:p>
-    <w:p>
-      <w:pPr>
-        <w:widowControl w:val="0"/>
-        <w:autoSpaceDE w:val="0"/>
-        <w:autoSpaceDN w:val="0"/>
-        <w:adjustRightInd w:val="0"/>
-        <w:spacing w:before="80"/>
-        <w:jc w:val="both"/>
-        <w:rPr>
-          <w:rFonts w:cs="Arial"/>
-          <w:lang w:val="es-MX"/>
-        </w:rPr>
-      </w:pPr>
-    </w:p>
-    <w:p>
-      <w:pPr>
-        <w:widowControl w:val="0"/>
-        <w:autoSpaceDE w:val="0"/>
-        <w:autoSpaceDN w:val="0"/>
-        <w:adjustRightInd w:val="0"/>
-        <w:spacing w:before="80"/>
-        <w:jc w:val="both"/>
-        <w:rPr>
-          <w:rFonts w:cs="Arial"/>
-          <w:lang w:val="es-MX"/>
-        </w:rPr>
-      </w:pPr>
-      <w:r>
-        <w:rPr>
-          <w:rFonts w:cs="Arial"/>
-          <w:lang w:val="es-MX"/>
-        </w:rPr>
-        <w:t>Tres inspectores por bodega de barco que identificaban los camiones con la ficha</w:t>
-      </w:r>
-    </w:p>
-    <w:p>
-      <w:pPr>
-        <w:widowControl w:val="0"/>
-        <w:autoSpaceDE w:val="0"/>
-        <w:autoSpaceDN w:val="0"/>
-        <w:adjustRightInd w:val="0"/>
-        <w:spacing w:before="80"/>
-        <w:jc w:val="both"/>
-        <w:rPr>
-          <w:rFonts w:cs="Arial"/>
-          <w:lang w:val="es-MX"/>
-        </w:rPr>
-      </w:pPr>
-      <w:r>
-        <w:rPr>
-          <w:rFonts w:cs="Arial"/>
-          <w:lang w:val="es-MX"/>
-        </w:rPr>
-        <w:t xml:space="preserve">sobre el parabrisas de las empresas de transporte </w:t>
-      </w:r>
-      <w:r>
-        <w:rPr>
-          <w:rFonts w:cs="Arial"/>
-          <w:b/>
-          <w:bCs/>
-          <w:lang w:val="es-MX"/>
-        </w:rPr>
-        <w:t>MANEJOS, AEGRA</w:t>
-      </w:r>
-      <w:r>
-        <w:rPr>
-          <w:rFonts w:cs="Arial"/>
-          <w:lang w:val="es-MX"/>
-        </w:rPr>
-        <w:t xml:space="preserve"> y camiones</w:t>
-      </w:r>
-    </w:p>
-    <w:p>
-      <w:pPr>
-        <w:widowControl w:val="0"/>
-        <w:autoSpaceDE w:val="0"/>
-        <w:autoSpaceDN w:val="0"/>
-        <w:adjustRightInd w:val="0"/>
-        <w:spacing w:before="80"/>
-        <w:jc w:val="both"/>
-        <w:rPr>
-          <w:rFonts w:cs="Arial"/>
-          <w:lang w:val="es-MX"/>
-        </w:rPr>
-      </w:pPr>
-      <w:r>
-        <w:rPr>
-          <w:rFonts w:cs="Arial"/>
-          <w:lang w:val="es-MX"/>
-        </w:rPr>
-        <w:t>de carga de Soya los cuales iban registrando su ingreso individual a bodega de</w:t>
-      </w:r>
-    </w:p>
-    <w:p>
-      <w:pPr>
-        <w:widowControl w:val="0"/>
-        <w:autoSpaceDE w:val="0"/>
-        <w:autoSpaceDN w:val="0"/>
-        <w:adjustRightInd w:val="0"/>
-        <w:spacing w:before="80"/>
-        <w:jc w:val="both"/>
-        <w:rPr>
-          <w:rFonts w:cs="Arial"/>
-          <w:lang w:val="es-MX"/>
-        </w:rPr>
-      </w:pPr>
-      <w:r>
-        <w:rPr>
-          <w:rFonts w:cs="Arial"/>
-          <w:lang w:val="es-MX"/>
-        </w:rPr>
-        <w:t>barco.</w:t>
-      </w:r>
-    </w:p>
-    <w:p>
-      <w:pPr>
-        <w:widowControl w:val="0"/>
-        <w:autoSpaceDE w:val="0"/>
-        <w:autoSpaceDN w:val="0"/>
-        <w:adjustRightInd w:val="0"/>
-        <w:spacing w:before="80"/>
-        <w:jc w:val="both"/>
-        <w:rPr>
-          <w:rFonts w:cs="Arial"/>
-          <w:lang w:val="es-MX"/>
-        </w:rPr>
-      </w:pPr>
-    </w:p>
-    <w:p>
-      <w:pPr>
-        <w:widowControl w:val="0"/>
-        <w:autoSpaceDE w:val="0"/>
-        <w:autoSpaceDN w:val="0"/>
-        <w:adjustRightInd w:val="0"/>
-        <w:spacing w:before="80"/>
-        <w:jc w:val="both"/>
-        <w:rPr>
-          <w:rFonts w:cs="Arial"/>
-          <w:lang w:val="es-MX"/>
-        </w:rPr>
-      </w:pPr>
-      <w:r>
-        <w:rPr>
-          <w:rFonts w:cs="Arial"/>
-          <w:lang w:val="es-MX"/>
-        </w:rPr>
-        <w:t>Un inspector encargado de llevar el Tracking de toda la información al sistema de</w:t>
-      </w:r>
-    </w:p>
-    <w:p>
-      <w:pPr>
-        <w:widowControl w:val="0"/>
-        <w:autoSpaceDE w:val="0"/>
-        <w:autoSpaceDN w:val="0"/>
-        <w:adjustRightInd w:val="0"/>
-        <w:spacing w:before="80"/>
-        <w:jc w:val="both"/>
-        <w:rPr>
-          <w:rFonts w:cs="Arial"/>
-          <w:lang w:val="es-MX"/>
-        </w:rPr>
-      </w:pPr>
-      <w:r>
-        <w:rPr>
-          <w:rFonts w:cs="Arial"/>
-          <w:b/>
-          <w:bCs/>
-          <w:lang w:val="es-MX"/>
-        </w:rPr>
-        <w:t>MSL</w:t>
-      </w:r>
-      <w:r>
-        <w:rPr>
-          <w:rFonts w:cs="Arial"/>
-          <w:lang w:val="es-MX"/>
-        </w:rPr>
-        <w:t>.</w:t>
-      </w:r>
-    </w:p>
-    <w:p>
-      <w:pPr>
-        <w:widowControl w:val="0"/>
-        <w:autoSpaceDE w:val="0"/>
-        <w:autoSpaceDN w:val="0"/>
-        <w:adjustRightInd w:val="0"/>
-        <w:spacing w:before="80"/>
-        <w:jc w:val="both"/>
-        <w:rPr>
-          <w:rFonts w:cs="Arial"/>
-          <w:lang w:val="es-MX"/>
-        </w:rPr>
-      </w:pPr>
-    </w:p>
-    <w:p>
-      <w:pPr>
-        <w:widowControl w:val="0"/>
-        <w:autoSpaceDE w:val="0"/>
-        <w:autoSpaceDN w:val="0"/>
-        <w:adjustRightInd w:val="0"/>
-        <w:spacing w:before="80"/>
-        <w:jc w:val="both"/>
-        <w:rPr>
-          <w:rFonts w:cs="Arial"/>
-          <w:lang w:val="es-MX"/>
-        </w:rPr>
-      </w:pPr>
-      <w:r>
-        <w:rPr>
-          <w:rFonts w:cs="Arial"/>
-          <w:lang w:val="es-MX"/>
-        </w:rPr>
-        <w:t>Los inspectores verifican ficha y guías de los camiones de carga de maíz amarillo,</w:t>
-      </w:r>
-    </w:p>
-    <w:p>
-      <w:pPr>
-        <w:widowControl w:val="0"/>
-        <w:autoSpaceDE w:val="0"/>
-        <w:autoSpaceDN w:val="0"/>
-        <w:adjustRightInd w:val="0"/>
-        <w:spacing w:before="80"/>
-        <w:jc w:val="both"/>
-        <w:rPr>
-          <w:rFonts w:cs="Arial"/>
-          <w:b/>
-          <w:bCs/>
-          <w:lang w:val="es-MX"/>
-        </w:rPr>
-      </w:pPr>
-      <w:r>
-        <w:rPr>
-          <w:rFonts w:cs="Arial"/>
-          <w:lang w:val="es-MX"/>
-        </w:rPr>
-        <w:t>certificando que las guías vinieran con el sello (</w:t>
-      </w:r>
-      <w:r>
-        <w:rPr>
-          <w:rFonts w:cs="Arial"/>
-          <w:b/>
-          <w:bCs/>
-          <w:lang w:val="es-MX"/>
-        </w:rPr>
-        <w:t>AGROPECUARIA EL SURCO S.A.</w:t>
-      </w:r>
-    </w:p>
-    <w:p>
-      <w:pPr>
-        <w:widowControl w:val="0"/>
-        <w:autoSpaceDE w:val="0"/>
-        <w:autoSpaceDN w:val="0"/>
-        <w:adjustRightInd w:val="0"/>
-        <w:spacing w:before="80"/>
-        <w:jc w:val="both"/>
-        <w:rPr>
-          <w:rFonts w:cs="Arial"/>
-          <w:lang w:val="es-MX"/>
-        </w:rPr>
-      </w:pPr>
-      <w:r>
-        <w:rPr>
-          <w:rFonts w:cs="Arial"/>
-          <w:b/>
-          <w:bCs/>
-          <w:lang w:val="es-MX"/>
-        </w:rPr>
-        <w:t>REVISADO POR</w:t>
-      </w:r>
-      <w:r>
-        <w:rPr>
-          <w:rFonts w:cs="Arial"/>
-          <w:lang w:val="es-MX"/>
-        </w:rPr>
-        <w:t>).</w:t>
-      </w:r>
-    </w:p>
-    <w:p>
-      <w:pPr>
-        <w:widowControl w:val="0"/>
-        <w:autoSpaceDE w:val="0"/>
-        <w:autoSpaceDN w:val="0"/>
-        <w:adjustRightInd w:val="0"/>
-        <w:spacing w:before="80"/>
-        <w:jc w:val="both"/>
-        <w:rPr>
-          <w:rFonts w:cs="Arial"/>
-          <w:lang w:val="es-MX"/>
-        </w:rPr>
-      </w:pPr>
-      <w:r>
-        <w:rPr>
-          <w:rFonts w:cs="Arial"/>
-          <w:lang w:val="es-MX"/>
-        </w:rPr>
-        <w:t xml:space="preserve">4.1. </w:t>
-      </w:r>
-      <w:r>
-        <w:rPr>
-          <w:rFonts w:cs="Arial"/>
-          <w:b/>
-          <w:bCs/>
-          <w:lang w:val="es-MX"/>
-        </w:rPr>
-        <w:t>MAIZ AMARILLO</w:t>
-      </w:r>
-      <w:r>
-        <w:rPr>
-          <w:rFonts w:cs="Arial"/>
-          <w:lang w:val="es-MX"/>
-        </w:rPr>
-        <w:t>, compañía de transporte encargaba de cargar maíz</w:t>
-      </w:r>
-    </w:p>
-    <w:p>
-      <w:pPr>
-        <w:widowControl w:val="0"/>
-        <w:autoSpaceDE w:val="0"/>
-        <w:autoSpaceDN w:val="0"/>
-        <w:adjustRightInd w:val="0"/>
-        <w:spacing w:before="80"/>
-        <w:jc w:val="both"/>
-        <w:rPr>
-          <w:rFonts w:cs="Arial"/>
-          <w:lang w:val="es-MX"/>
-        </w:rPr>
-      </w:pPr>
-      <w:r>
-        <w:rPr>
-          <w:rFonts w:cs="Arial"/>
-          <w:lang w:val="es-MX"/>
-        </w:rPr>
-        <w:t xml:space="preserve">amarillo de las bodegas del buque </w:t>
-      </w:r>
-      <w:r>
-        <w:rPr>
-          <w:rFonts w:cs="Arial"/>
-          <w:lang w:val="es-MX"/>
-        </w:rPr>
-        <w:t>1</w:t>
-      </w:r>
-      <w:r>
-        <w:rPr>
-          <w:rFonts w:cs="Arial"/>
-          <w:lang w:val="es-MX"/>
-        </w:rPr>
-        <w:t>-</w:t>
-      </w:r>
-      <w:r>
-        <w:rPr>
-          <w:rFonts w:cs="Arial"/>
-          <w:lang w:val="es-MX"/>
-        </w:rPr>
-        <w:t>3</w:t>
-      </w:r>
-      <w:r>
-        <w:rPr>
-          <w:rFonts w:cs="Arial"/>
-          <w:lang w:val="es-MX"/>
-        </w:rPr>
-        <w:t>-</w:t>
-      </w:r>
-      <w:r>
-        <w:rPr>
-          <w:rFonts w:cs="Arial"/>
-          <w:lang w:val="es-MX"/>
-        </w:rPr>
-        <w:t>4</w:t>
-      </w:r>
-      <w:r>
-        <w:rPr>
-          <w:rFonts w:cs="Arial"/>
-          <w:lang w:val="es-MX"/>
-        </w:rPr>
-        <w:t xml:space="preserve"> (MANEJOS Y AEGRA).</w:t>
-      </w:r>
-    </w:p>
-    <w:p>
-      <w:pPr>
-        <w:widowControl w:val="0"/>
-        <w:autoSpaceDE w:val="0"/>
-        <w:autoSpaceDN w:val="0"/>
-        <w:adjustRightInd w:val="0"/>
-        <w:spacing w:before="80"/>
-        <w:jc w:val="both"/>
-        <w:rPr>
-          <w:rFonts w:cs="Arial"/>
-          <w:lang w:val="es-MX"/>
-        </w:rPr>
-      </w:pPr>
-      <w:r>
-        <w:rPr>
-          <w:rFonts w:cs="Arial"/>
-          <w:lang w:val="es-MX"/>
-        </w:rPr>
-        <w:t xml:space="preserve">4.2. </w:t>
-      </w:r>
-      <w:r>
-        <w:rPr>
-          <w:rFonts w:cs="Arial"/>
-          <w:b/>
-          <w:bCs/>
-          <w:lang w:val="es-MX"/>
-        </w:rPr>
-        <w:t>DESTILADO</w:t>
-      </w:r>
-      <w:r>
-        <w:rPr>
-          <w:rFonts w:cs="Arial"/>
-          <w:lang w:val="es-MX"/>
-        </w:rPr>
-        <w:t>, compañía de transporte encargaba de cargar destilado de la</w:t>
-      </w:r>
-    </w:p>
-    <w:p>
-      <w:pPr>
-        <w:widowControl w:val="0"/>
-        <w:autoSpaceDE w:val="0"/>
-        <w:autoSpaceDN w:val="0"/>
-        <w:adjustRightInd w:val="0"/>
-        <w:spacing w:before="80"/>
-        <w:jc w:val="both"/>
-        <w:rPr>
-          <w:rFonts w:cs="Arial"/>
-          <w:lang w:val="es-MX"/>
-        </w:rPr>
-      </w:pPr>
-      <w:r>
-        <w:rPr>
-          <w:rFonts w:cs="Arial"/>
-          <w:lang w:val="es-MX"/>
-        </w:rPr>
-        <w:t xml:space="preserve">bodega del buque </w:t>
-      </w:r>
-      <w:r>
-        <w:rPr>
-          <w:rFonts w:cs="Arial"/>
-          <w:lang w:val="es-MX"/>
-        </w:rPr>
-        <w:t>5</w:t>
-      </w:r>
-      <w:r>
-        <w:rPr>
-          <w:rFonts w:cs="Arial"/>
-          <w:lang w:val="es-MX"/>
-        </w:rPr>
-        <w:t xml:space="preserve"> (</w:t>
-      </w:r>
-      <w:r>
-        <w:rPr>
-          <w:rFonts w:cs="Arial"/>
-          <w:b/>
-          <w:bCs/>
-          <w:lang w:val="es-MX"/>
-        </w:rPr>
-        <w:t>MANEJOS Y AEGRA</w:t>
-      </w:r>
-      <w:r>
-        <w:rPr>
-          <w:rFonts w:cs="Arial"/>
-          <w:lang w:val="es-MX"/>
-        </w:rPr>
-        <w:t>)</w:t>
-      </w:r>
-    </w:p>
-    <w:p>
-      <w:pPr>
-        <w:widowControl w:val="0"/>
-        <w:autoSpaceDE w:val="0"/>
-        <w:autoSpaceDN w:val="0"/>
-        <w:adjustRightInd w:val="0"/>
-        <w:spacing w:before="80"/>
-        <w:jc w:val="both"/>
-        <w:rPr>
-          <w:rFonts w:cs="Arial"/>
-          <w:lang w:val="es-MX"/>
-        </w:rPr>
-      </w:pPr>
-      <w:r>
-        <w:rPr>
-          <w:rFonts w:cs="Arial"/>
-          <w:lang w:val="es-MX"/>
-        </w:rPr>
-        <w:t xml:space="preserve">4.3. </w:t>
-      </w:r>
-      <w:r>
-        <w:rPr>
-          <w:rFonts w:cs="Arial"/>
-          <w:b/>
-          <w:bCs/>
-          <w:lang w:val="es-MX"/>
-        </w:rPr>
-        <w:t>FRIJOL DE SOYA</w:t>
-      </w:r>
-      <w:r>
-        <w:rPr>
-          <w:rFonts w:cs="Arial"/>
-          <w:lang w:val="es-MX"/>
-        </w:rPr>
-        <w:t xml:space="preserve">, Camiones cargando frijol de soya en Bodega </w:t>
-      </w:r>
-      <w:r>
-        <w:rPr>
-          <w:rFonts w:cs="Arial"/>
-          <w:lang w:val="es-MX"/>
-        </w:rPr>
-        <w:t>2</w:t>
-      </w:r>
-      <w:r>
-        <w:rPr>
-          <w:rFonts w:cs="Arial"/>
-          <w:lang w:val="es-MX"/>
-        </w:rPr>
-        <w:t>.</w:t>
-      </w:r>
-    </w:p>
-    <w:p>
-      <w:pPr>
-        <w:widowControl w:val="0"/>
-        <w:autoSpaceDE w:val="0"/>
-        <w:autoSpaceDN w:val="0"/>
-        <w:adjustRightInd w:val="0"/>
-        <w:spacing w:before="80"/>
-        <w:jc w:val="both"/>
-        <w:rPr>
-          <w:rFonts w:cs="Arial"/>
-          <w:lang w:val="es-CR"/>
-        </w:rPr>
-      </w:pPr>
-    </w:p>
-    <w:p>
-      <w:pPr>
-        <w:widowControl w:val="0"/>
-        <w:autoSpaceDE w:val="0"/>
-        <w:autoSpaceDN w:val="0"/>
-        <w:adjustRightInd w:val="0"/>
-        <w:spacing w:before="80"/>
-        <w:jc w:val="both"/>
-        <w:rPr>
-          <w:rFonts w:cs="Arial"/>
-          <w:lang w:val="es-CR"/>
-        </w:rPr>
-      </w:pPr>
-    </w:p>
-    <w:p>
-      <w:pPr>
-        <w:numPr>
-          <w:ilvl w:val="0"/>
-          <w:numId w:val="7"/>
-        </w:numPr>
-        <w:spacing w:before="280"/>
-        <w:jc w:val="both"/>
-        <w:rPr>
-          <w:b/>
-          <w:szCs w:val="24"/>
-          <w:u w:val="thick" w:color="3366FF"/>
-          <w:lang w:val="es-CR"/>
-        </w:rPr>
-      </w:pPr>
-      <w:r>
-        <w:rPr>
-          <w:b/>
-          <w:szCs w:val="24"/>
-          <w:u w:val="thick" w:color="3366FF"/>
-          <w:lang w:val="es-CR"/>
-        </w:rPr>
-        <w:t>HALLASGOS</w:t>
-      </w:r>
-    </w:p>
-    <w:p>
-      <w:pPr>
-        <w:widowControl w:val="0"/>
-        <w:autoSpaceDE w:val="0"/>
-        <w:autoSpaceDN w:val="0"/>
-        <w:adjustRightInd w:val="0"/>
-        <w:spacing w:before="80"/>
-        <w:jc w:val="both"/>
-        <w:rPr>
-          <w:rFonts w:cs="Arial"/>
           <w:u w:val="single"/>
           <w:lang w:val="es-CR"/>
         </w:rPr>
@@ -2247,216 +1623,141 @@
           <w:bCs/>
           <w:lang w:val="en-US"/>
         </w:rPr>
-        <w:t>5.1.1 Hallazgos Documentales</w:t>
-      </w:r>
-    </w:p>
-    <w:p>
-      <w:pPr>
-        <w:numPr>
-          <w:ilvl w:val="0"/>
-          <w:numId w:val="20"/>
-        </w:numPr>
+        <w:t xml:space="preserve">5.1.1 </w:t>
+      </w:r>
+      <w:proofErr w:type="spellStart"/>
+      <w:r>
         <w:rPr>
           <w:rFonts w:cs="Arial"/>
-          <w:lang w:val="es-MX"/>
-        </w:rPr>
-      </w:pPr>
-      <w:r>
-        <w:rPr>
-          <w:rFonts w:cs="Arial"/>
-          <w:lang w:val="es-MX"/>
-        </w:rPr>
-        <w:t>Se identificaron múltiples irregularidades en la documentación asociada al transporte de carga durante el período evaluado.</w:t>
-      </w:r>
-    </w:p>
-    <w:p>
-      <w:pPr>
-        <w:numPr>
-          <w:ilvl w:val="0"/>
-          <w:numId w:val="20"/>
-        </w:numPr>
-        <w:rPr>
-          <w:rFonts w:cs="Arial"/>
-          <w:lang w:val="es-MX"/>
-        </w:rPr>
-      </w:pPr>
-      <w:r>
-        <w:rPr>
-          <w:rFonts w:cs="Arial"/>
-          <w:lang w:val="es-MX"/>
-        </w:rPr>
-        <w:t>Boletas sin sello correspondiente de Surco.</w:t>
-      </w:r>
-    </w:p>
-    <w:p>
-      <w:pPr>
-        <w:numPr>
-          <w:ilvl w:val="0"/>
-          <w:numId w:val="20"/>
-        </w:numPr>
-        <w:rPr>
-          <w:rFonts w:cs="Arial"/>
-          <w:lang w:val="es-MX"/>
-        </w:rPr>
-      </w:pPr>
-      <w:r>
-        <w:rPr>
-          <w:rFonts w:cs="Arial"/>
-          <w:lang w:val="es-MX"/>
-        </w:rPr>
-        <w:t>Diferencias en el tipo de producto consignado en la documentación presentada respecto a la carga real.</w:t>
-      </w:r>
-    </w:p>
-    <w:p>
-      <w:pPr>
-        <w:numPr>
-          <w:ilvl w:val="0"/>
-          <w:numId w:val="20"/>
-        </w:numPr>
-        <w:rPr>
-          <w:rFonts w:cs="Arial"/>
-          <w:lang w:val="es-MX"/>
-        </w:rPr>
-      </w:pPr>
-      <w:r>
-        <w:rPr>
-          <w:rFonts w:cs="Arial"/>
-          <w:lang w:val="es-MX"/>
-        </w:rPr>
-        <w:t>Reincidencia en inconsistencias documentales en las placas 157439 y 148360.</w:t>
-      </w:r>
-    </w:p>
-    <w:p>
-      <w:pPr>
-        <w:numPr>
-          <w:ilvl w:val="0"/>
-          <w:numId w:val="20"/>
-        </w:numPr>
-        <w:rPr>
-          <w:rFonts w:cs="Arial"/>
-          <w:lang w:val="es-MX"/>
-        </w:rPr>
-      </w:pPr>
-      <w:r>
-        <w:rPr>
-          <w:rFonts w:cs="Arial"/>
-          <w:lang w:val="es-MX"/>
-        </w:rPr>
-        <w:t>Boletas con nombres distintos del chofer en la documentación presentada.</w:t>
-      </w:r>
-    </w:p>
-    <w:p>
-      <w:pPr>
-        <w:numPr>
-          <w:ilvl w:val="0"/>
-          <w:numId w:val="20"/>
-        </w:numPr>
-        <w:rPr>
-          <w:rFonts w:cs="Arial"/>
-          <w:lang w:val="es-MX"/>
-        </w:rPr>
-      </w:pPr>
-      <w:r>
-        <w:rPr>
-          <w:rFonts w:cs="Arial"/>
-          <w:lang w:val="es-MX"/>
-        </w:rPr>
-        <w:t>Camiones sin ficha física al momento del control, con respaldo únicamente verbal por parte del conductor.</w:t>
-      </w:r>
-    </w:p>
-    <w:p>
-      <w:pPr>
-        <w:ind w:left="360"/>
-        <w:rPr>
-          <w:lang w:val="es-MX"/>
-        </w:rPr>
-      </w:pPr>
-    </w:p>
-    <w:p>
-      <w:pPr>
-        <w:rPr>
           <w:b/>
           <w:bCs/>
           <w:lang w:val="en-US"/>
         </w:rPr>
-      </w:pPr>
-      <w:r>
+        <w:t>Hallazgos</w:t>
+      </w:r>
+      <w:proofErr w:type="spellEnd"/>
+      <w:r>
+        <w:rPr>
+          <w:rFonts w:cs="Arial"/>
+          <w:b/>
+          <w:bCs/>
+          <w:lang w:val="en-US"/>
+        </w:rPr>
+        <w:t xml:space="preserve"> </w:t>
+      </w:r>
+      <w:proofErr w:type="spellStart"/>
+      <w:r>
+        <w:rPr>
+          <w:rFonts w:cs="Arial"/>
+          <w:b/>
+          <w:bCs/>
+          <w:lang w:val="en-US"/>
+        </w:rPr>
+        <w:t>Documentales</w:t>
+      </w:r>
+      <w:proofErr w:type="spellEnd"/>
+    </w:p>
+    <w:p>
+      <w:pPr>
+        <w:rPr>
+          <w:rFonts w:cs="Arial"/>
+          <w:b/>
+          <w:bCs/>
+          <w:lang w:val="en-US"/>
+        </w:rPr>
+      </w:pPr>
+    </w:p>
+    <w:p>
+      <w:pPr>
+        <w:ind w:left="360"/>
+        <w:rPr>
+          <w:rFonts w:cs="Arial"/>
+          <w:lang w:val="es-MX"/>
+        </w:rPr>
+      </w:pPr>
+      <w:r>
+        <w:rPr>
+          <w:rFonts w:cs="Arial"/>
+          <w:lang w:val="es-MX"/>
+        </w:rPr>
+        <w:t>{</w:t>
+      </w:r>
+      <w:proofErr w:type="spellStart"/>
+      <w:r>
+        <w:rPr>
+          <w:rFonts w:cs="Arial"/>
+          <w:lang w:val="es-MX"/>
+        </w:rPr>
+        <w:t>findings_documental_text</w:t>
+      </w:r>
+      <w:proofErr w:type="spellEnd"/>
+      <w:r>
+        <w:rPr>
+          <w:rFonts w:cs="Arial"/>
+          <w:lang w:val="es-MX"/>
+        </w:rPr>
+        <w:t>}</w:t>
+      </w:r>
+    </w:p>
+    <w:p>
+      <w:pPr>
+        <w:ind w:left="360"/>
+        <w:rPr>
+          <w:lang w:val="es-MX"/>
+        </w:rPr>
+      </w:pPr>
+    </w:p>
+    <w:p>
+      <w:pPr>
         <w:rPr>
           <w:b/>
           <w:bCs/>
           <w:lang w:val="es-MX"/>
         </w:rPr>
-        <w:t xml:space="preserve">5.1.2 </w:t>
-      </w:r>
+      </w:pPr>
       <w:r>
         <w:rPr>
           <w:b/>
           <w:bCs/>
-          <w:lang w:val="en-US"/>
+          <w:lang w:val="es-MX"/>
+        </w:rPr>
+        <w:t xml:space="preserve">5.1.2 </w:t>
+      </w:r>
+      <w:r>
+        <w:rPr>
+          <w:b/>
+          <w:bCs/>
+          <w:lang w:val="es-MX"/>
         </w:rPr>
         <w:t>Hallazgos de Control Operativo</w:t>
       </w:r>
     </w:p>
-    <w:p>
-      <w:pPr>
-        <w:numPr>
-          <w:ilvl w:val="0"/>
-          <w:numId w:val="13"/>
-        </w:numPr>
+    <w:p/>
+    <w:p>
+      <w:pPr>
         <w:rPr>
           <w:lang w:val="es-MX"/>
         </w:rPr>
       </w:pPr>
       <w:r>
-        <w:t>Camiones que no se detienen en el Filtro de Control #1 para la revisión obligatoria.</w:t>
-      </w:r>
-    </w:p>
-    <w:p>
-      <w:pPr>
-        <w:numPr>
-          <w:ilvl w:val="0"/>
-          <w:numId w:val="13"/>
-        </w:numPr>
         <w:rPr>
           <w:lang w:val="es-MX"/>
         </w:rPr>
-      </w:pPr>
-      <w:r>
-        <w:t>Conductores que omiten el paso por el primer filtro de control antes de ingresar al área operativa.</w:t>
-      </w:r>
-    </w:p>
-    <w:p>
-      <w:pPr>
-        <w:numPr>
-          <w:ilvl w:val="0"/>
-          <w:numId w:val="13"/>
-        </w:numPr>
+        <w:t xml:space="preserve">     {</w:t>
+      </w:r>
+      <w:proofErr w:type="spellStart"/>
+      <w:r>
         <w:rPr>
           <w:lang w:val="es-MX"/>
         </w:rPr>
-      </w:pPr>
-      <w:r>
-        <w:t>Modificación en la configuración de filas de camiones (maíz, soya y DDGS) que alteró la dinámica habitual de control.</w:t>
-      </w:r>
-    </w:p>
-    <w:p>
-      <w:pPr>
-        <w:numPr>
-          <w:ilvl w:val="0"/>
-          <w:numId w:val="13"/>
-        </w:numPr>
+        <w:t>findings_operational_text</w:t>
+      </w:r>
+      <w:proofErr w:type="spellEnd"/>
+      <w:r>
         <w:rPr>
           <w:lang w:val="es-MX"/>
         </w:rPr>
-      </w:pPr>
-      <w:r>
-        <w:t>Ajustes operativos derivados del retiro de la grúa de tierra para DDGS, impactando el flujo logístico y distribución de camiones</w:t>
-      </w:r>
-      <w:r>
-        <w:rPr>
-          <w:lang w:val="es-MX"/>
-        </w:rPr>
-        <w:t>.</w:t>
+        <w:t>}</w:t>
       </w:r>
     </w:p>
     <w:p>
@@ -2495,340 +1796,48 @@
     </w:p>
     <w:p>
       <w:pPr>
-        <w:numPr>
-          <w:ilvl w:val="0"/>
-          <w:numId w:val="13"/>
-        </w:numPr>
         <w:rPr>
           <w:rFonts w:cs="Arial"/>
           <w:lang w:val="es-MX"/>
         </w:rPr>
       </w:pPr>
-      <w:r>
+    </w:p>
+    <w:p>
+      <w:pPr>
         <w:rPr>
           <w:rFonts w:cs="Arial"/>
-          <w:b/>
-          <w:bCs/>
-          <w:lang w:val="es-CR"/>
-        </w:rPr>
-        <w:t xml:space="preserve"> </w:t>
-      </w:r>
+          <w:lang w:val="es-CR"/>
+        </w:rPr>
+      </w:pPr>
       <w:r>
         <w:rPr>
           <w:rFonts w:cs="Arial"/>
-          <w:lang w:val="es-MX"/>
-        </w:rPr>
-        <w:t>Placa 151582 – El camión no se detuvo en el primer filtro de control. Al indicársele la obligación de cumplir el procedimiento, el conductor reaccionó de forma inadecuada mostrando inconformidad.</w:t>
-      </w:r>
-    </w:p>
-    <w:p>
-      <w:pPr>
-        <w:numPr>
-          <w:ilvl w:val="0"/>
-          <w:numId w:val="13"/>
-        </w:numPr>
+          <w:lang w:val="es-CR"/>
+        </w:rPr>
+        <w:t xml:space="preserve">     </w:t>
+      </w:r>
+      <w:r>
         <w:rPr>
           <w:rFonts w:cs="Arial"/>
-          <w:lang w:val="es-MX"/>
-        </w:rPr>
-      </w:pPr>
+          <w:lang w:val="es-CR"/>
+        </w:rPr>
+        <w:t>{</w:t>
+      </w:r>
+      <w:proofErr w:type="spellStart"/>
       <w:r>
         <w:rPr>
           <w:rFonts w:cs="Arial"/>
-          <w:lang w:val="es-MX"/>
-        </w:rPr>
-        <w:t>Placa 134966 – Boleta con nombre de producto diferente al correspondiente. Se informó a Fran y el camión fue devuelto para corrección.</w:t>
-      </w:r>
-    </w:p>
-    <w:p>
-      <w:pPr>
-        <w:numPr>
-          <w:ilvl w:val="0"/>
-          <w:numId w:val="13"/>
-        </w:numPr>
+          <w:lang w:val="es-CR"/>
+        </w:rPr>
+        <w:t>incidents_text</w:t>
+      </w:r>
+      <w:proofErr w:type="spellEnd"/>
+      <w:r>
         <w:rPr>
           <w:rFonts w:cs="Arial"/>
-          <w:lang w:val="es-MX"/>
-        </w:rPr>
-      </w:pPr>
-      <w:r>
-        <w:rPr>
-          <w:rFonts w:cs="Arial"/>
-          <w:lang w:val="es-MX"/>
-        </w:rPr>
-        <w:t>Placa 163838 – Boleta del surco sin sello correspondiente. Se informó a Manfred, quien autorizó la carga bajo su responsabilidad.</w:t>
-      </w:r>
-    </w:p>
-    <w:p>
-      <w:pPr>
-        <w:numPr>
-          <w:ilvl w:val="0"/>
-          <w:numId w:val="13"/>
-        </w:numPr>
-        <w:rPr>
-          <w:rFonts w:cs="Arial"/>
-          <w:lang w:val="es-MX"/>
-        </w:rPr>
-      </w:pPr>
-      <w:r>
-        <w:rPr>
-          <w:rFonts w:cs="Arial"/>
-          <w:lang w:val="es-MX"/>
-        </w:rPr>
-        <w:t>Placa 157439 – Diferencias en el tipo de carga consignado en documentación. Camión devuelto por instrucción de Manfred. Posteriormente se detectó reincidencia.</w:t>
-      </w:r>
-    </w:p>
-    <w:p>
-      <w:pPr>
-        <w:numPr>
-          <w:ilvl w:val="0"/>
-          <w:numId w:val="13"/>
-        </w:numPr>
-        <w:rPr>
-          <w:rFonts w:cs="Arial"/>
-          <w:lang w:val="es-MX"/>
-        </w:rPr>
-      </w:pPr>
-      <w:r>
-        <w:rPr>
-          <w:rFonts w:cs="Arial"/>
-          <w:lang w:val="es-MX"/>
-        </w:rPr>
-        <w:t>Placa 148360 – Inconsistencia en la carga indicada en boletas. Devuelto por instrucción de Manfred. Posteriormente se detectó reincidencia.</w:t>
-      </w:r>
-    </w:p>
-    <w:p>
-      <w:pPr>
-        <w:numPr>
-          <w:ilvl w:val="0"/>
-          <w:numId w:val="13"/>
-        </w:numPr>
-        <w:rPr>
-          <w:rFonts w:cs="Arial"/>
-          <w:lang w:val="es-MX"/>
-        </w:rPr>
-      </w:pPr>
-      <w:r>
-        <w:rPr>
-          <w:rFonts w:cs="Arial"/>
-          <w:lang w:val="es-MX"/>
-        </w:rPr>
-        <w:t>Placa 144201 – Nombres diferentes del chofer en las boletas presentadas durante el control documental.</w:t>
-      </w:r>
-    </w:p>
-    <w:p>
-      <w:pPr>
-        <w:numPr>
-          <w:ilvl w:val="0"/>
-          <w:numId w:val="13"/>
-        </w:numPr>
-        <w:rPr>
-          <w:rFonts w:cs="Arial"/>
-          <w:lang w:val="es-MX"/>
-        </w:rPr>
-      </w:pPr>
-      <w:r>
-        <w:rPr>
-          <w:rFonts w:cs="Arial"/>
-          <w:lang w:val="es-MX"/>
-        </w:rPr>
-        <w:t>Placa 171108 (DDGS) – No se detuvo en el Filtro #1 para revisión obligatoria.</w:t>
-      </w:r>
-    </w:p>
-    <w:p>
-      <w:pPr>
-        <w:numPr>
-          <w:ilvl w:val="0"/>
-          <w:numId w:val="13"/>
-        </w:numPr>
-        <w:rPr>
-          <w:rFonts w:cs="Arial"/>
-          <w:lang w:val="es-MX"/>
-        </w:rPr>
-      </w:pPr>
-      <w:r>
-        <w:rPr>
-          <w:rFonts w:cs="Arial"/>
-          <w:lang w:val="es-MX"/>
-        </w:rPr>
-        <w:lastRenderedPageBreak/>
-        <w:t>Placa 180393 – No pasó por el Filtro #1 para revisión correspondiente.</w:t>
-      </w:r>
-    </w:p>
-    <w:p>
-      <w:pPr>
-        <w:numPr>
-          <w:ilvl w:val="0"/>
-          <w:numId w:val="13"/>
-        </w:numPr>
-        <w:rPr>
-          <w:rFonts w:cs="Arial"/>
-          <w:lang w:val="es-MX"/>
-        </w:rPr>
-      </w:pPr>
-      <w:r>
-        <w:rPr>
-          <w:rFonts w:cs="Arial"/>
-          <w:lang w:val="es-MX"/>
-        </w:rPr>
-        <w:t>Placa 152391 – No pasó a ser revisado por el primer filtro de control.</w:t>
-      </w:r>
-    </w:p>
-    <w:p>
-      <w:pPr>
-        <w:numPr>
-          <w:ilvl w:val="0"/>
-          <w:numId w:val="13"/>
-        </w:numPr>
-        <w:rPr>
-          <w:rFonts w:cs="Arial"/>
-          <w:lang w:val="es-MX"/>
-        </w:rPr>
-      </w:pPr>
-      <w:r>
-        <w:rPr>
-          <w:rFonts w:cs="Arial"/>
-          <w:lang w:val="es-MX"/>
-        </w:rPr>
-        <w:t>Placa 155506 – Diferencia en la carga consignada en la documentación presentada. Se informó a Fran y el camión fue devuelto para corrección.</w:t>
-      </w:r>
-    </w:p>
-    <w:p>
-      <w:pPr>
-        <w:numPr>
-          <w:ilvl w:val="0"/>
-          <w:numId w:val="13"/>
-        </w:numPr>
-        <w:rPr>
-          <w:rFonts w:cs="Arial"/>
-          <w:lang w:val="es-MX"/>
-        </w:rPr>
-      </w:pPr>
-      <w:r>
-        <w:rPr>
-          <w:rFonts w:cs="Arial"/>
-          <w:lang w:val="es-MX"/>
-        </w:rPr>
-        <w:t>Paro operativo en bodega 4 debido a almeja dañada.</w:t>
-      </w:r>
-    </w:p>
-    <w:p>
-      <w:pPr>
-        <w:numPr>
-          <w:ilvl w:val="0"/>
-          <w:numId w:val="13"/>
-        </w:numPr>
-        <w:rPr>
-          <w:rFonts w:cs="Arial"/>
-          <w:lang w:val="es-MX"/>
-        </w:rPr>
-      </w:pPr>
-      <w:r>
-        <w:rPr>
-          <w:rFonts w:cs="Arial"/>
-          <w:lang w:val="es-MX"/>
-        </w:rPr>
-        <w:t>Paro operativo por mantenimiento de grúa de tierra.</w:t>
-      </w:r>
-    </w:p>
-    <w:p>
-      <w:pPr>
-        <w:numPr>
-          <w:ilvl w:val="0"/>
-          <w:numId w:val="13"/>
-        </w:numPr>
-        <w:rPr>
-          <w:rFonts w:cs="Arial"/>
-          <w:lang w:val="es-MX"/>
-        </w:rPr>
-      </w:pPr>
-      <w:r>
-        <w:rPr>
-          <w:rFonts w:cs="Arial"/>
-          <w:lang w:val="es-MX"/>
-        </w:rPr>
-        <w:t>Paro operativo para retiro de cargador (18:39 – 18:50), reanudándose la operación posteriormente.</w:t>
-      </w:r>
-    </w:p>
-    <w:p>
-      <w:pPr>
-        <w:numPr>
-          <w:ilvl w:val="0"/>
-          <w:numId w:val="13"/>
-        </w:numPr>
-        <w:rPr>
-          <w:rFonts w:cs="Arial"/>
-          <w:b/>
-          <w:bCs/>
-          <w:lang w:val="es-CR"/>
-        </w:rPr>
-      </w:pPr>
-      <w:r>
-        <w:rPr>
-          <w:noProof/>
-        </w:rPr>
-        <w:drawing>
-          <wp:anchor distT="0" distB="0" distL="114300" distR="114300" simplePos="0" relativeHeight="251658240" behindDoc="1" locked="0" layoutInCell="1" allowOverlap="1" wp14:anchorId="6F35C80A" wp14:editId="5045A037">
-            <wp:simplePos x="0" y="0"/>
-            <wp:positionH relativeFrom="column">
-              <wp:posOffset>548640</wp:posOffset>
-            </wp:positionH>
-            <wp:positionV relativeFrom="paragraph">
-              <wp:posOffset>144145</wp:posOffset>
-            </wp:positionV>
-            <wp:extent cx="3438525" cy="1685925"/>
-            <wp:effectExtent l="0" t="0" r="0" b="0"/>
-            <wp:wrapNone/>
-            <wp:docPr id="14" name="Chart 1"/>
-            <wp:cNvGraphicFramePr>
-              <a:graphicFrameLocks xmlns:a="http://schemas.openxmlformats.org/drawingml/2006/main"/>
-            </wp:cNvGraphicFramePr>
-            <a:graphic xmlns:a="http://schemas.openxmlformats.org/drawingml/2006/main">
-              <a:graphicData uri="http://schemas.openxmlformats.org/drawingml/2006/picture">
-                <pic:pic xmlns:pic="http://schemas.openxmlformats.org/drawingml/2006/picture">
-                  <pic:nvPicPr>
-                    <pic:cNvPr id="0" name="Chart 1"/>
-                    <pic:cNvPicPr>
-                      <a:picLocks noChangeArrowheads="1"/>
-                    </pic:cNvPicPr>
-                  </pic:nvPicPr>
-                  <pic:blipFill>
-                    <a:blip r:embed="rId7">
-                      <a:extLst>
-                        <a:ext uri="{28A0092B-C50C-407E-A947-70E740481C1C}">
-                          <a14:useLocalDpi xmlns:a14="http://schemas.microsoft.com/office/drawing/2010/main" val="0"/>
-                        </a:ext>
-                      </a:extLst>
-                    </a:blip>
-                    <a:srcRect/>
-                    <a:stretch>
-                      <a:fillRect/>
-                    </a:stretch>
-                  </pic:blipFill>
-                  <pic:spPr bwMode="auto">
-                    <a:xfrm>
-                      <a:off x="0" y="0"/>
-                      <a:ext cx="3438525" cy="1685925"/>
-                    </a:xfrm>
-                    <a:prstGeom prst="rect">
-                      <a:avLst/>
-                    </a:prstGeom>
-                    <a:noFill/>
-                    <a:ln>
-                      <a:noFill/>
-                    </a:ln>
-                  </pic:spPr>
-                </pic:pic>
-              </a:graphicData>
-            </a:graphic>
-            <wp14:sizeRelH relativeFrom="page">
-              <wp14:pctWidth>0</wp14:pctWidth>
-            </wp14:sizeRelH>
-            <wp14:sizeRelV relativeFrom="page">
-              <wp14:pctHeight>0</wp14:pctHeight>
-            </wp14:sizeRelV>
-          </wp:anchor>
-        </w:drawing>
+          <w:lang w:val="es-CR"/>
+        </w:rPr>
+        <w:t>}</w:t>
       </w:r>
     </w:p>
     <w:p>
@@ -2956,54 +1965,6 @@
       <w:pPr>
         <w:jc w:val="both"/>
         <w:rPr>
-          <w:lang w:val="es-MX"/>
-        </w:rPr>
-      </w:pPr>
-      <w:r>
-        <w:rPr>
-          <w:lang w:val="es-MX"/>
-        </w:rPr>
-        <w:t>Se observó que las guías de la sociedad portuaria SPC registraban varios choferes con</w:t>
-      </w:r>
-    </w:p>
-    <w:p>
-      <w:pPr>
-        <w:jc w:val="both"/>
-        <w:rPr>
-          <w:lang w:val="es-MX"/>
-        </w:rPr>
-      </w:pPr>
-      <w:r>
-        <w:rPr>
-          <w:lang w:val="es-MX"/>
-        </w:rPr>
-        <w:t xml:space="preserve">diferentes </w:t>
-      </w:r>
-      <w:r>
-        <w:rPr>
-          <w:lang w:val="es-MX"/>
-        </w:rPr>
-        <w:t>nombres</w:t>
-      </w:r>
-      <w:r>
-        <w:rPr>
-          <w:lang w:val="es-MX"/>
-        </w:rPr>
-        <w:t xml:space="preserve"> y no coincidían con las guías del surco.</w:t>
-      </w:r>
-    </w:p>
-    <w:p>
-      <w:pPr>
-        <w:jc w:val="both"/>
-        <w:rPr>
-          <w:lang w:val="es-MX"/>
-        </w:rPr>
-      </w:pPr>
-    </w:p>
-    <w:p>
-      <w:pPr>
-        <w:jc w:val="both"/>
-        <w:rPr>
           <w:b/>
           <w:bCs/>
           <w:lang w:val="es-MX"/>
@@ -3013,110 +1974,22 @@
         <w:rPr>
           <w:lang w:val="es-MX"/>
         </w:rPr>
-        <w:t>En apariencia</w:t>
-      </w:r>
+        <w:t>{</w:t>
+      </w:r>
+      <w:proofErr w:type="spellStart"/>
       <w:r>
         <w:rPr>
           <w:lang w:val="es-MX"/>
         </w:rPr>
-        <w:t>,</w:t>
-      </w:r>
+        <w:t>conclusion_text</w:t>
+      </w:r>
+      <w:proofErr w:type="spellEnd"/>
       <w:r>
         <w:rPr>
           <w:lang w:val="es-MX"/>
         </w:rPr>
-        <w:t xml:space="preserve"> podemos afirmar </w:t>
-      </w:r>
-      <w:r>
-        <w:rPr>
-          <w:lang w:val="es-MX"/>
-        </w:rPr>
-        <w:t xml:space="preserve">que todas las inconsistencias encontradas durante la operación </w:t>
-      </w:r>
-      <w:r>
-        <w:rPr>
-          <w:lang w:val="es-MX"/>
-        </w:rPr>
-        <w:t>indican que se busca generar confusión y ver si los inspectores durante su proceso de supervisión lo dejan pasar</w:t>
-      </w:r>
-      <w:r>
-        <w:rPr>
-          <w:lang w:val="es-MX"/>
-        </w:rPr>
-        <w:t>.</w:t>
-      </w:r>
-      <w:r>
-        <w:rPr>
-          <w:lang w:val="es-MX"/>
-        </w:rPr>
-        <w:t xml:space="preserve"> </w:t>
-      </w:r>
-      <w:r>
-        <w:rPr>
-          <w:b/>
-          <w:bCs/>
-          <w:lang w:val="es-MX"/>
-        </w:rPr>
-        <w:t xml:space="preserve">La supervisión otorga </w:t>
-      </w:r>
-      <w:r>
-        <w:rPr>
-          <w:b/>
-          <w:bCs/>
-          <w:lang w:val="es-MX"/>
-        </w:rPr>
-        <w:t xml:space="preserve">gran valor </w:t>
-      </w:r>
-      <w:r>
-        <w:rPr>
-          <w:b/>
-          <w:bCs/>
-          <w:lang w:val="es-MX"/>
-        </w:rPr>
-        <w:t xml:space="preserve">positivo </w:t>
-      </w:r>
-      <w:r>
-        <w:rPr>
-          <w:b/>
-          <w:bCs/>
-          <w:lang w:val="es-MX"/>
-        </w:rPr>
-        <w:t>al buen control de la descarga y</w:t>
-      </w:r>
-      <w:r>
-        <w:rPr>
-          <w:b/>
-          <w:bCs/>
-          <w:lang w:val="es-MX"/>
-        </w:rPr>
-        <w:t xml:space="preserve"> </w:t>
-      </w:r>
-      <w:r>
-        <w:rPr>
-          <w:b/>
-          <w:bCs/>
-          <w:lang w:val="es-MX"/>
-        </w:rPr>
-        <w:t>pérdida del producto</w:t>
-      </w:r>
-      <w:r>
-        <w:rPr>
-          <w:b/>
-          <w:bCs/>
-          <w:lang w:val="es-MX"/>
-        </w:rPr>
-        <w:t>.</w:t>
-      </w:r>
-    </w:p>
-    <w:p>
-      <w:pPr>
-        <w:jc w:val="both"/>
-        <w:rPr>
-          <w:b/>
-          <w:bCs/>
-          <w:lang w:val="es-MX"/>
-        </w:rPr>
-      </w:pPr>
+        <w:t>}</w:t>
+      </w:r>
     </w:p>
     <w:p>
       <w:pPr>
@@ -3240,9 +2113,16 @@
         <w:rPr>
           <w:lang w:val="en-GB"/>
         </w:rPr>
-        <w:lastRenderedPageBreak/>
-        <w:t>Control de descarga</w:t>
-      </w:r>
+        <w:t xml:space="preserve">Control de </w:t>
+      </w:r>
+      <w:proofErr w:type="spellStart"/>
+      <w:r>
+        <w:rPr>
+          <w:lang w:val="en-GB"/>
+        </w:rPr>
+        <w:t>descarga</w:t>
+      </w:r>
+      <w:proofErr w:type="spellEnd"/>
       <w:r>
         <w:rPr>
           <w:lang w:val="en-GB"/>
@@ -3308,7 +2188,7 @@
                     </pic:cNvPicPr>
                   </pic:nvPicPr>
                   <pic:blipFill>
-                    <a:blip r:embed="rId8" cstate="print">
+                    <a:blip r:embed="rId7" cstate="print">
                       <a:extLst>
                         <a:ext uri="{28A0092B-C50C-407E-A947-70E740481C1C}">
                           <a14:useLocalDpi xmlns:a14="http://schemas.microsoft.com/office/drawing/2010/main" val="0"/>
@@ -3451,8 +2331,8 @@
       </w:pPr>
     </w:p>
     <w:sectPr>
-      <w:headerReference w:type="default" r:id="rId9"/>
-      <w:footerReference w:type="default" r:id="rId10"/>
+      <w:headerReference w:type="default" r:id="rId8"/>
+      <w:footerReference w:type="default" r:id="rId9"/>
       <w:pgSz w:w="12242" w:h="15842" w:code="1"/>
       <w:pgMar w:top="2381" w:right="902" w:bottom="1418" w:left="1701" w:header="720" w:footer="491" w:gutter="0"/>
       <w:cols w:space="708"/>
@@ -3820,22 +2700,40 @@
         <w:sz w:val="12"/>
         <w:lang w:val="es-MX"/>
       </w:rPr>
-      <w:t xml:space="preserve">  </w:t>
+      <w:t>{</w:t>
     </w:r>
+    <w:proofErr w:type="spellStart"/>
     <w:r>
       <w:rPr>
         <w:color w:val="000000"/>
         <w:sz w:val="12"/>
         <w:lang w:val="es-MX"/>
       </w:rPr>
-      <w:t xml:space="preserve">2151-1102-2026 </w:t>
+      <w:t>cert_no</w:t>
     </w:r>
+    <w:proofErr w:type="spellEnd"/>
     <w:r>
       <w:rPr>
         <w:color w:val="000000"/>
         <w:sz w:val="12"/>
         <w:lang w:val="es-MX"/>
       </w:rPr>
+      <w:t>}</w:t>
+    </w:r>
+    <w:r>
+      <w:rPr>
+        <w:color w:val="000000"/>
+        <w:sz w:val="12"/>
+        <w:lang w:val="es-MX"/>
+      </w:rPr>
+      <w:t xml:space="preserve"> </w:t>
+    </w:r>
+    <w:r>
+      <w:rPr>
+        <w:color w:val="000000"/>
+        <w:sz w:val="12"/>
+        <w:lang w:val="es-MX"/>
+      </w:rPr>
       <w:t>MV</w:t>
     </w:r>
     <w:r>
@@ -3852,7 +2750,25 @@
         <w:sz w:val="12"/>
         <w:lang w:val="es-MX"/>
       </w:rPr>
-      <w:t>PAN ORION</w:t>
+      <w:t>{</w:t>
+    </w:r>
+    <w:proofErr w:type="spellStart"/>
+    <w:r>
+      <w:rPr>
+        <w:color w:val="000000"/>
+        <w:sz w:val="12"/>
+        <w:lang w:val="es-MX"/>
+      </w:rPr>
+      <w:t>vessel_name</w:t>
+    </w:r>
+    <w:proofErr w:type="spellEnd"/>
+    <w:r>
+      <w:rPr>
+        <w:color w:val="000000"/>
+        <w:sz w:val="12"/>
+        <w:lang w:val="es-MX"/>
+      </w:rPr>
+      <w:t>}</w:t>
     </w:r>
     <w:r>
       <w:rPr>
@@ -4010,6 +2926,7 @@
       </w:rPr>
       <w:t xml:space="preserve"> </w:t>
     </w:r>
+    <w:proofErr w:type="spellStart"/>
     <w:r>
       <w:rPr>
         <w:rStyle w:val="PageNumber"/>
@@ -4018,6 +2935,7 @@
       </w:rPr>
       <w:t>of</w:t>
     </w:r>
+    <w:proofErr w:type="spellEnd"/>
     <w:r>
       <w:rPr>
         <w:rStyle w:val="PageNumber"/>
@@ -4286,8 +3204,24 @@
                                 </w14:srgbClr>
                               </w14:shadow>
                             </w:rPr>
-                            <w:t>CERT Nº</w:t>
+                            <w:t xml:space="preserve">CERT </w:t>
                           </w:r>
+                          <w:proofErr w:type="spellStart"/>
+                          <w:r>
+                            <w:rPr>
+                              <w:b/>
+                              <w:color w:val="0000FF"/>
+                              <w:spacing w:val="22"/>
+                              <w:sz w:val="20"/>
+                              <w14:shadow w14:blurRad="50800" w14:dist="38100" w14:dir="2700000" w14:sx="100000" w14:sy="100000" w14:kx="0" w14:ky="0" w14:algn="tl">
+                                <w14:srgbClr w14:val="000000">
+                                  <w14:alpha w14:val="60000"/>
+                                </w14:srgbClr>
+                              </w14:shadow>
+                            </w:rPr>
+                            <w:t>Nº</w:t>
+                          </w:r>
+                          <w:proofErr w:type="spellEnd"/>
                           <w:r>
                             <w:rPr>
                               <w:b/>
@@ -4300,8 +3234,9 @@
                                 </w14:srgbClr>
                               </w14:shadow>
                             </w:rPr>
-                            <w:t>2</w:t>
+                            <w:t xml:space="preserve"> {</w:t>
                           </w:r>
+                          <w:proofErr w:type="spellStart"/>
                           <w:r>
                             <w:rPr>
                               <w:b/>
@@ -4314,8 +3249,9 @@
                                 </w14:srgbClr>
                               </w14:shadow>
                             </w:rPr>
-                            <w:t>1</w:t>
+                            <w:t>cert_no</w:t>
                           </w:r>
+                          <w:proofErr w:type="spellEnd"/>
                           <w:r>
                             <w:rPr>
                               <w:b/>
@@ -4328,49 +3264,7 @@
                                 </w14:srgbClr>
                               </w14:shadow>
                             </w:rPr>
-                            <w:t>51</w:t>
-                          </w:r>
-                          <w:r>
-                            <w:rPr>
-                              <w:b/>
-                              <w:color w:val="000000"/>
-                              <w:spacing w:val="22"/>
-                              <w:sz w:val="20"/>
-                              <w14:shadow w14:blurRad="50800" w14:dist="38100" w14:dir="2700000" w14:sx="100000" w14:sy="100000" w14:kx="0" w14:ky="0" w14:algn="tl">
-                                <w14:srgbClr w14:val="000000">
-                                  <w14:alpha w14:val="60000"/>
-                                </w14:srgbClr>
-                              </w14:shadow>
-                            </w:rPr>
-                            <w:t>-</w:t>
-                          </w:r>
-                          <w:r>
-                            <w:rPr>
-                              <w:b/>
-                              <w:color w:val="000000"/>
-                              <w:spacing w:val="22"/>
-                              <w:sz w:val="20"/>
-                              <w14:shadow w14:blurRad="50800" w14:dist="38100" w14:dir="2700000" w14:sx="100000" w14:sy="100000" w14:kx="0" w14:ky="0" w14:algn="tl">
-                                <w14:srgbClr w14:val="000000">
-                                  <w14:alpha w14:val="60000"/>
-                                </w14:srgbClr>
-                              </w14:shadow>
-                            </w:rPr>
-                            <w:t>1102</w:t>
-                          </w:r>
-                          <w:r>
-                            <w:rPr>
-                              <w:b/>
-                              <w:color w:val="000000"/>
-                              <w:spacing w:val="22"/>
-                              <w:sz w:val="20"/>
-                              <w14:shadow w14:blurRad="50800" w14:dist="38100" w14:dir="2700000" w14:sx="100000" w14:sy="100000" w14:kx="0" w14:ky="0" w14:algn="tl">
-                                <w14:srgbClr w14:val="000000">
-                                  <w14:alpha w14:val="60000"/>
-                                </w14:srgbClr>
-                              </w14:shadow>
-                            </w:rPr>
-                            <w:t>-2026</w:t>
+                            <w:t>}</w:t>
                           </w:r>
                         </w:p>
                       </w:txbxContent>
@@ -4424,8 +3318,24 @@
                           </w14:srgbClr>
                         </w14:shadow>
                       </w:rPr>
-                      <w:t>CERT Nº</w:t>
+                      <w:t xml:space="preserve">CERT </w:t>
                     </w:r>
+                    <w:proofErr w:type="spellStart"/>
+                    <w:r>
+                      <w:rPr>
+                        <w:b/>
+                        <w:color w:val="0000FF"/>
+                        <w:spacing w:val="22"/>
+                        <w:sz w:val="20"/>
+                        <w14:shadow w14:blurRad="50800" w14:dist="38100" w14:dir="2700000" w14:sx="100000" w14:sy="100000" w14:kx="0" w14:ky="0" w14:algn="tl">
+                          <w14:srgbClr w14:val="000000">
+                            <w14:alpha w14:val="60000"/>
+                          </w14:srgbClr>
+                        </w14:shadow>
+                      </w:rPr>
+                      <w:t>Nº</w:t>
+                    </w:r>
+                    <w:proofErr w:type="spellEnd"/>
                     <w:r>
                       <w:rPr>
                         <w:b/>
@@ -4438,8 +3348,9 @@
                           </w14:srgbClr>
                         </w14:shadow>
                       </w:rPr>
-                      <w:t>2</w:t>
+                      <w:t xml:space="preserve"> {</w:t>
                     </w:r>
+                    <w:proofErr w:type="spellStart"/>
                     <w:r>
                       <w:rPr>
                         <w:b/>
@@ -4452,8 +3363,9 @@
                           </w14:srgbClr>
                         </w14:shadow>
                       </w:rPr>
-                      <w:t>1</w:t>
+                      <w:t>cert_no</w:t>
                     </w:r>
+                    <w:proofErr w:type="spellEnd"/>
                     <w:r>
                       <w:rPr>
                         <w:b/>
@@ -4466,49 +3378,7 @@
                           </w14:srgbClr>
                         </w14:shadow>
                       </w:rPr>
-                      <w:t>51</w:t>
-                    </w:r>
-                    <w:r>
-                      <w:rPr>
-                        <w:b/>
-                        <w:color w:val="000000"/>
-                        <w:spacing w:val="22"/>
-                        <w:sz w:val="20"/>
-                        <w14:shadow w14:blurRad="50800" w14:dist="38100" w14:dir="2700000" w14:sx="100000" w14:sy="100000" w14:kx="0" w14:ky="0" w14:algn="tl">
-                          <w14:srgbClr w14:val="000000">
-                            <w14:alpha w14:val="60000"/>
-                          </w14:srgbClr>
-                        </w14:shadow>
-                      </w:rPr>
-                      <w:t>-</w:t>
-                    </w:r>
-                    <w:r>
-                      <w:rPr>
-                        <w:b/>
-                        <w:color w:val="000000"/>
-                        <w:spacing w:val="22"/>
-                        <w:sz w:val="20"/>
-                        <w14:shadow w14:blurRad="50800" w14:dist="38100" w14:dir="2700000" w14:sx="100000" w14:sy="100000" w14:kx="0" w14:ky="0" w14:algn="tl">
-                          <w14:srgbClr w14:val="000000">
-                            <w14:alpha w14:val="60000"/>
-                          </w14:srgbClr>
-                        </w14:shadow>
-                      </w:rPr>
-                      <w:t>1102</w:t>
-                    </w:r>
-                    <w:r>
-                      <w:rPr>
-                        <w:b/>
-                        <w:color w:val="000000"/>
-                        <w:spacing w:val="22"/>
-                        <w:sz w:val="20"/>
-                        <w14:shadow w14:blurRad="50800" w14:dist="38100" w14:dir="2700000" w14:sx="100000" w14:sy="100000" w14:kx="0" w14:ky="0" w14:algn="tl">
-                          <w14:srgbClr w14:val="000000">
-                            <w14:alpha w14:val="60000"/>
-                          </w14:srgbClr>
-                        </w14:shadow>
-                      </w:rPr>
-                      <w:t>-2026</w:t>
+                      <w:t>}</w:t>
                     </w:r>
                   </w:p>
                 </w:txbxContent>
@@ -7177,6 +6047,50 @@
     <w:lsdException w:name="Subtitle" w:qFormat="1"/>
     <w:lsdException w:name="Strong" w:qFormat="1"/>
     <w:lsdException w:name="Emphasis" w:qFormat="1"/>
+    <w:lsdException w:name="Normal Table" w:semiHidden="1" w:unhideWhenUsed="1"/>
+    <w:lsdException w:name="Table Simple 1" w:semiHidden="1" w:unhideWhenUsed="1"/>
+    <w:lsdException w:name="Table Simple 2" w:semiHidden="1" w:unhideWhenUsed="1"/>
+    <w:lsdException w:name="Table Simple 3" w:semiHidden="1" w:unhideWhenUsed="1"/>
+    <w:lsdException w:name="Table Classic 1" w:semiHidden="1" w:unhideWhenUsed="1"/>
+    <w:lsdException w:name="Table Classic 2" w:semiHidden="1" w:unhideWhenUsed="1"/>
+    <w:lsdException w:name="Table Classic 3" w:semiHidden="1" w:unhideWhenUsed="1"/>
+    <w:lsdException w:name="Table Classic 4" w:semiHidden="1" w:unhideWhenUsed="1"/>
+    <w:lsdException w:name="Table Colorful 1" w:semiHidden="1" w:unhideWhenUsed="1"/>
+    <w:lsdException w:name="Table Colorful 2" w:semiHidden="1" w:unhideWhenUsed="1"/>
+    <w:lsdException w:name="Table Colorful 3" w:semiHidden="1" w:unhideWhenUsed="1"/>
+    <w:lsdException w:name="Table Columns 1" w:semiHidden="1" w:unhideWhenUsed="1"/>
+    <w:lsdException w:name="Table Columns 2" w:semiHidden="1" w:unhideWhenUsed="1"/>
+    <w:lsdException w:name="Table Columns 3" w:semiHidden="1" w:unhideWhenUsed="1"/>
+    <w:lsdException w:name="Table Columns 4" w:semiHidden="1" w:unhideWhenUsed="1"/>
+    <w:lsdException w:name="Table Columns 5" w:semiHidden="1" w:unhideWhenUsed="1"/>
+    <w:lsdException w:name="Table Grid 1" w:semiHidden="1" w:unhideWhenUsed="1"/>
+    <w:lsdException w:name="Table Grid 2" w:semiHidden="1" w:unhideWhenUsed="1"/>
+    <w:lsdException w:name="Table Grid 3" w:semiHidden="1" w:unhideWhenUsed="1"/>
+    <w:lsdException w:name="Table Grid 4" w:semiHidden="1" w:unhideWhenUsed="1"/>
+    <w:lsdException w:name="Table Grid 5" w:semiHidden="1" w:unhideWhenUsed="1"/>
+    <w:lsdException w:name="Table Grid 6" w:semiHidden="1" w:unhideWhenUsed="1"/>
+    <w:lsdException w:name="Table Grid 7" w:semiHidden="1" w:unhideWhenUsed="1"/>
+    <w:lsdException w:name="Table Grid 8" w:semiHidden="1" w:unhideWhenUsed="1"/>
+    <w:lsdException w:name="Table List 1" w:semiHidden="1" w:unhideWhenUsed="1"/>
+    <w:lsdException w:name="Table List 2" w:semiHidden="1" w:unhideWhenUsed="1"/>
+    <w:lsdException w:name="Table List 3" w:semiHidden="1" w:unhideWhenUsed="1"/>
+    <w:lsdException w:name="Table List 4" w:semiHidden="1" w:unhideWhenUsed="1"/>
+    <w:lsdException w:name="Table List 5" w:semiHidden="1" w:unhideWhenUsed="1"/>
+    <w:lsdException w:name="Table List 6" w:semiHidden="1" w:unhideWhenUsed="1"/>
+    <w:lsdException w:name="Table List 7" w:semiHidden="1" w:unhideWhenUsed="1"/>
+    <w:lsdException w:name="Table List 8" w:semiHidden="1" w:unhideWhenUsed="1"/>
+    <w:lsdException w:name="Table 3D effects 1" w:semiHidden="1" w:unhideWhenUsed="1"/>
+    <w:lsdException w:name="Table 3D effects 2" w:semiHidden="1" w:unhideWhenUsed="1"/>
+    <w:lsdException w:name="Table 3D effects 3" w:semiHidden="1" w:unhideWhenUsed="1"/>
+    <w:lsdException w:name="Table Contemporary" w:semiHidden="1" w:unhideWhenUsed="1"/>
+    <w:lsdException w:name="Table Elegant" w:semiHidden="1" w:unhideWhenUsed="1"/>
+    <w:lsdException w:name="Table Professional" w:semiHidden="1" w:unhideWhenUsed="1"/>
+    <w:lsdException w:name="Table Subtle 1" w:semiHidden="1" w:unhideWhenUsed="1"/>
+    <w:lsdException w:name="Table Subtle 2" w:semiHidden="1" w:unhideWhenUsed="1"/>
+    <w:lsdException w:name="Table Web 1" w:semiHidden="1" w:unhideWhenUsed="1"/>
+    <w:lsdException w:name="Table Web 2" w:semiHidden="1" w:unhideWhenUsed="1"/>
+    <w:lsdException w:name="Table Web 3" w:semiHidden="1" w:unhideWhenUsed="1"/>
+    <w:lsdException w:name="Table Theme" w:semiHidden="1" w:unhideWhenUsed="1"/>
     <w:lsdException w:name="Placeholder Text" w:semiHidden="1" w:uiPriority="99"/>
     <w:lsdException w:name="No Spacing" w:uiPriority="1" w:qFormat="1"/>
     <w:lsdException w:name="Light Shading" w:uiPriority="60"/>
@@ -7526,11 +6440,14 @@
   </w:style>
   <w:style w:type="character" w:default="1" w:styleId="DefaultParagraphFont">
     <w:name w:val="Default Paragraph Font"/>
-    <w:semiHidden/>
+    <w:uiPriority w:val="1"/>
+    <w:unhideWhenUsed/>
   </w:style>
   <w:style w:type="table" w:default="1" w:styleId="TableNormal">
     <w:name w:val="Normal Table"/>
+    <w:uiPriority w:val="99"/>
     <w:semiHidden/>
+    <w:unhideWhenUsed/>
     <w:tblPr>
       <w:tblInd w:w="0" w:type="dxa"/>
       <w:tblCellMar>
@@ -7543,7 +6460,9 @@
   </w:style>
   <w:style w:type="numbering" w:default="1" w:styleId="NoList">
     <w:name w:val="No List"/>
+    <w:uiPriority w:val="99"/>
     <w:semiHidden/>
+    <w:unhideWhenUsed/>
   </w:style>
   <w:style w:type="paragraph" w:styleId="Header">
     <w:name w:val="header"/>

--- a/backend_api/templates/vessel_truck_supervision.docx
+++ b/backend_api/templates/vessel_truck_supervision.docx
@@ -2589,7 +2589,7 @@
               <v:stroke joinstyle="miter"/>
               <v:path gradientshapeok="t" o:connecttype="rect"/>
             </v:shapetype>
-            <v:shape id="Text Box 31" o:spid="_x0000_s1027" type="#_x0000_t202" style="position:absolute;left:0;text-align:left;margin-left:2in;margin-top:2.5pt;width:165.35pt;height:18pt;z-index:251658752;visibility:visible;mso-wrap-style:square;mso-width-percent:0;mso-height-percent:0;mso-wrap-distance-left:9pt;mso-wrap-distance-top:0;mso-wrap-distance-right:9pt;mso-wrap-distance-bottom:0;mso-position-horizontal:absolute;mso-position-horizontal-relative:text;mso-position-vertical:absolute;mso-position-vertical-relative:text;mso-width-percent:0;mso-height-percent:0;mso-width-relative:page;mso-height-relative:page;v-text-anchor:top" o:gfxdata="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" filled="f" stroked="f">
+            <v:shape id="Text Box 31" o:spid="_x0000_s1026" type="#_x0000_t202" style="position:absolute;left:0;text-align:left;margin-left:2in;margin-top:2.5pt;width:165.35pt;height:18pt;z-index:251658752;visibility:visible;mso-wrap-style:square;mso-width-percent:0;mso-height-percent:0;mso-wrap-distance-left:9pt;mso-wrap-distance-top:0;mso-wrap-distance-right:9pt;mso-wrap-distance-bottom:0;mso-position-horizontal:absolute;mso-position-horizontal-relative:text;mso-position-vertical:absolute;mso-position-vertical-relative:text;mso-width-percent:0;mso-height-percent:0;mso-width-relative:page;mso-height-relative:page;v-text-anchor:top" o:gfxdata="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" filled="f" stroked="f">
               <o:lock v:ext="edit" aspectratio="t"/>
               <v:textbox inset="0,0,0,0">
                 <w:txbxContent>
@@ -3034,10 +3034,15 @@
 <w:hdr xmlns:wpc="http://schemas.microsoft.com/office/word/2010/wordprocessingCanvas" xmlns:cx="http://schemas.microsoft.com/office/drawing/2014/chartex" xmlns:cx1="http://schemas.microsoft.com/office/drawing/2015/9/8/chartex" xmlns:cx2="http://schemas.microsoft.com/office/drawing/2015/10/21/chartex" xmlns:cx3="http://schemas.microsoft.com/office/drawing/2016/5/9/chartex" xmlns:cx4="http://schemas.microsoft.com/office/drawing/2016/5/10/chartex" xmlns:cx5="http://schemas.microsoft.com/office/drawing/2016/5/11/chartex" xmlns:cx6="http://schemas.microsoft.com/office/drawing/2016/5/12/chartex" xmlns:cx7="http://schemas.microsoft.com/office/drawing/2016/5/13/chartex" xmlns:cx8="http://schemas.microsoft.com/office/drawing/2016/5/14/chartex" xmlns:mc="http://schemas.openxmlformats.org/markup-compatibility/2006" xmlns:aink="http://schemas.microsoft.com/office/drawing/2016/ink" xmlns:am3d="http://schemas.microsoft.com/office/drawing/2017/model3d" xmlns:o="urn:schemas-microsoft-com:office:office" xmlns:oel="http://schemas.microsoft.com/office/2019/extlst" xmlns:r="http://schemas.openxmlformats.org/officeDocument/2006/relationships" xmlns:m="http://schemas.openxmlformats.org/officeDocument/2006/math" xmlns:v="urn:schemas-microsoft-com:vml" xmlns:wp14="http://schemas.microsoft.com/office/word/2010/wordprocessingDrawing" xmlns:wp="http://schemas.openxmlformats.org/drawingml/2006/wordprocessingDrawing" xmlns:w10="urn:schemas-microsoft-com:office:word" xmlns:w="http://schemas.openxmlformats.org/wordprocessingml/2006/main" xmlns:w14="http://schemas.microsoft.com/office/word/2010/wordml" xmlns:w15="http://schemas.microsoft.com/office/word/2012/wordml" xmlns:w16cex="http://schemas.microsoft.com/office/word/2018/wordml/cex" xmlns:w16cid="http://schemas.microsoft.com/office/word/2016/wordml/cid" xmlns:w16="http://schemas.microsoft.com/office/word/2018/wordml" xmlns:w16du="http://schemas.microsoft.com/office/word/2023/wordml/word16du" xmlns:w16sdtdh="http://schemas.microsoft.com/office/word/2020/wordml/sdtdatahash" xmlns:w16sdtfl="http://schemas.microsoft.com/office/word/2024/wordml/sdtformatlock" xmlns:w16se="http://schemas.microsoft.com/office/word/2015/wordml/symex" xmlns:wpg="http://schemas.microsoft.com/office/word/2010/wordprocessingGroup" xmlns:wpi="http://schemas.microsoft.com/office/word/2010/wordprocessingInk" xmlns:wne="http://schemas.microsoft.com/office/word/2006/wordml" xmlns:wps="http://schemas.microsoft.com/office/word/2010/wordprocessingShape" mc:Ignorable="w14 w15 w16se w16cid w16 w16cex w16sdtdh w16sdtfl w16du wp14">
   <w:p>
     <w:pPr>
-      <w:pStyle w:val="Header"/>
-      <w:ind w:hanging="540"/>
-      <w:rPr>
-        <w:lang w:val="en-US"/>
+      <w:rPr>
+        <w:b/>
+        <w:spacing w:val="22"/>
+        <w:sz w:val="20"/>
+        <w14:shadow w14:blurRad="50800" w14:dist="38100" w14:dir="2700000" w14:sx="100000" w14:sy="100000" w14:kx="0" w14:ky="0" w14:algn="tl">
+          <w14:srgbClr w14:val="000000">
+            <w14:alpha w14:val="60000"/>
+          </w14:srgbClr>
+        </w14:shadow>
       </w:rPr>
     </w:pPr>
     <w:r>
@@ -3046,25 +3051,17 @@
         <w:lang w:val="es-ES" w:eastAsia="es-ES"/>
       </w:rPr>
       <w:drawing>
-        <wp:anchor distT="0" distB="0" distL="114300" distR="114300" simplePos="0" relativeHeight="251657728" behindDoc="1" locked="0" layoutInCell="1" allowOverlap="1" wp14:anchorId="3438A058" wp14:editId="48D68A24">
+        <wp:anchor distT="0" distB="0" distL="114300" distR="114300" simplePos="0" relativeHeight="251657728" behindDoc="1" locked="0" layoutInCell="1" allowOverlap="1" wp14:anchorId="3438A058" wp14:editId="64123663">
           <wp:simplePos x="0" y="0"/>
           <wp:positionH relativeFrom="column">
-            <wp:posOffset>-396240</wp:posOffset>
+            <wp:posOffset>-985272</wp:posOffset>
           </wp:positionH>
           <wp:positionV relativeFrom="paragraph">
-            <wp:posOffset>-76200</wp:posOffset>
+            <wp:posOffset>-298174</wp:posOffset>
           </wp:positionV>
           <wp:extent cx="3023235" cy="805815"/>
-          <wp:effectExtent l="0" t="0" r="0" b="0"/>
-          <wp:wrapTight wrapText="bothSides">
-            <wp:wrapPolygon edited="0">
-              <wp:start x="0" y="0"/>
-              <wp:lineTo x="0" y="20936"/>
-              <wp:lineTo x="21505" y="20936"/>
-              <wp:lineTo x="21505" y="0"/>
-              <wp:lineTo x="0" y="0"/>
-            </wp:wrapPolygon>
-          </wp:wrapTight>
+          <wp:effectExtent l="0" t="0" r="5715" b="0"/>
+          <wp:wrapNone/>
           <wp:docPr id="30" name="Picture 1"/>
           <wp:cNvGraphicFramePr>
             <a:graphicFrameLocks xmlns:a="http://schemas.openxmlformats.org/drawingml/2006/main" noChangeAspect="1"/>
@@ -3118,276 +3115,100 @@
     </w:r>
     <w:r>
       <w:rPr>
-        <w:noProof/>
-        <w:lang w:val="es-ES" w:eastAsia="es-ES"/>
-      </w:rPr>
-      <mc:AlternateContent>
-        <mc:Choice Requires="wps">
-          <w:drawing>
-            <wp:anchor distT="0" distB="0" distL="114300" distR="114300" simplePos="0" relativeHeight="251656704" behindDoc="0" locked="0" layoutInCell="1" allowOverlap="1" wp14:anchorId="7B6C1B91" wp14:editId="07A6FD96">
-              <wp:simplePos x="0" y="0"/>
-              <wp:positionH relativeFrom="column">
-                <wp:posOffset>4301490</wp:posOffset>
-              </wp:positionH>
-              <wp:positionV relativeFrom="paragraph">
-                <wp:posOffset>-19050</wp:posOffset>
-              </wp:positionV>
-              <wp:extent cx="1998345" cy="251460"/>
-              <wp:effectExtent l="0" t="0" r="1905" b="0"/>
-              <wp:wrapNone/>
-              <wp:docPr id="1015323932" name="Text Box 5"/>
-              <wp:cNvGraphicFramePr>
-                <a:graphicFrameLocks xmlns:a="http://schemas.openxmlformats.org/drawingml/2006/main"/>
-              </wp:cNvGraphicFramePr>
-              <a:graphic xmlns:a="http://schemas.openxmlformats.org/drawingml/2006/main">
-                <a:graphicData uri="http://schemas.microsoft.com/office/word/2010/wordprocessingShape">
-                  <wps:wsp>
-                    <wps:cNvSpPr txBox="1">
-                      <a:spLocks noChangeArrowheads="1"/>
-                    </wps:cNvSpPr>
-                    <wps:spPr bwMode="auto">
-                      <a:xfrm>
-                        <a:off x="0" y="0"/>
-                        <a:ext cx="1998345" cy="251460"/>
-                      </a:xfrm>
-                      <a:prstGeom prst="rect">
-                        <a:avLst/>
-                      </a:prstGeom>
-                      <a:noFill/>
-                      <a:ln>
-                        <a:noFill/>
-                      </a:ln>
-                      <a:extLst>
-                        <a:ext uri="{909E8E84-426E-40DD-AFC4-6F175D3DCCD1}">
-                          <a14:hiddenFill xmlns:a14="http://schemas.microsoft.com/office/drawing/2010/main">
-                            <a:solidFill>
-                              <a:srgbClr val="FFFFFF"/>
-                            </a:solidFill>
-                          </a14:hiddenFill>
-                        </a:ext>
-                        <a:ext uri="{91240B29-F687-4F45-9708-019B960494DF}">
-                          <a14:hiddenLine xmlns:a14="http://schemas.microsoft.com/office/drawing/2010/main" w="9525">
-                            <a:solidFill>
-                              <a:srgbClr val="000000"/>
-                            </a:solidFill>
-                            <a:miter lim="800000"/>
-                            <a:headEnd/>
-                            <a:tailEnd/>
-                          </a14:hiddenLine>
-                        </a:ext>
-                      </a:extLst>
-                    </wps:spPr>
-                    <wps:txbx>
-                      <w:txbxContent>
-                        <w:p>
-                          <w:pPr>
-                            <w:rPr>
-                              <w:b/>
-                              <w:spacing w:val="22"/>
-                              <w:sz w:val="20"/>
-                              <w14:shadow w14:blurRad="50800" w14:dist="38100" w14:dir="2700000" w14:sx="100000" w14:sy="100000" w14:kx="0" w14:ky="0" w14:algn="tl">
-                                <w14:srgbClr w14:val="000000">
-                                  <w14:alpha w14:val="60000"/>
-                                </w14:srgbClr>
-                              </w14:shadow>
-                            </w:rPr>
-                          </w:pPr>
-                          <w:r>
-                            <w:rPr>
-                              <w:b/>
-                              <w:color w:val="0000FF"/>
-                              <w:spacing w:val="22"/>
-                              <w:sz w:val="20"/>
-                              <w14:shadow w14:blurRad="50800" w14:dist="38100" w14:dir="2700000" w14:sx="100000" w14:sy="100000" w14:kx="0" w14:ky="0" w14:algn="tl">
-                                <w14:srgbClr w14:val="000000">
-                                  <w14:alpha w14:val="60000"/>
-                                </w14:srgbClr>
-                              </w14:shadow>
-                            </w:rPr>
-                            <w:t xml:space="preserve">CERT </w:t>
-                          </w:r>
-                          <w:proofErr w:type="spellStart"/>
-                          <w:r>
-                            <w:rPr>
-                              <w:b/>
-                              <w:color w:val="0000FF"/>
-                              <w:spacing w:val="22"/>
-                              <w:sz w:val="20"/>
-                              <w14:shadow w14:blurRad="50800" w14:dist="38100" w14:dir="2700000" w14:sx="100000" w14:sy="100000" w14:kx="0" w14:ky="0" w14:algn="tl">
-                                <w14:srgbClr w14:val="000000">
-                                  <w14:alpha w14:val="60000"/>
-                                </w14:srgbClr>
-                              </w14:shadow>
-                            </w:rPr>
-                            <w:t>Nº</w:t>
-                          </w:r>
-                          <w:proofErr w:type="spellEnd"/>
-                          <w:r>
-                            <w:rPr>
-                              <w:b/>
-                              <w:color w:val="000000"/>
-                              <w:spacing w:val="22"/>
-                              <w:sz w:val="20"/>
-                              <w14:shadow w14:blurRad="50800" w14:dist="38100" w14:dir="2700000" w14:sx="100000" w14:sy="100000" w14:kx="0" w14:ky="0" w14:algn="tl">
-                                <w14:srgbClr w14:val="000000">
-                                  <w14:alpha w14:val="60000"/>
-                                </w14:srgbClr>
-                              </w14:shadow>
-                            </w:rPr>
-                            <w:t xml:space="preserve"> {</w:t>
-                          </w:r>
-                          <w:proofErr w:type="spellStart"/>
-                          <w:r>
-                            <w:rPr>
-                              <w:b/>
-                              <w:color w:val="000000"/>
-                              <w:spacing w:val="22"/>
-                              <w:sz w:val="20"/>
-                              <w14:shadow w14:blurRad="50800" w14:dist="38100" w14:dir="2700000" w14:sx="100000" w14:sy="100000" w14:kx="0" w14:ky="0" w14:algn="tl">
-                                <w14:srgbClr w14:val="000000">
-                                  <w14:alpha w14:val="60000"/>
-                                </w14:srgbClr>
-                              </w14:shadow>
-                            </w:rPr>
-                            <w:t>cert_no</w:t>
-                          </w:r>
-                          <w:proofErr w:type="spellEnd"/>
-                          <w:r>
-                            <w:rPr>
-                              <w:b/>
-                              <w:color w:val="000000"/>
-                              <w:spacing w:val="22"/>
-                              <w:sz w:val="20"/>
-                              <w14:shadow w14:blurRad="50800" w14:dist="38100" w14:dir="2700000" w14:sx="100000" w14:sy="100000" w14:kx="0" w14:ky="0" w14:algn="tl">
-                                <w14:srgbClr w14:val="000000">
-                                  <w14:alpha w14:val="60000"/>
-                                </w14:srgbClr>
-                              </w14:shadow>
-                            </w:rPr>
-                            <w:t>}</w:t>
-                          </w:r>
-                        </w:p>
-                      </w:txbxContent>
-                    </wps:txbx>
-                    <wps:bodyPr rot="0" vert="horz" wrap="square" lIns="91440" tIns="45720" rIns="91440" bIns="45720" anchor="t" anchorCtr="0" upright="1">
-                      <a:noAutofit/>
-                    </wps:bodyPr>
-                  </wps:wsp>
-                </a:graphicData>
-              </a:graphic>
-              <wp14:sizeRelH relativeFrom="page">
-                <wp14:pctWidth>0</wp14:pctWidth>
-              </wp14:sizeRelH>
-              <wp14:sizeRelV relativeFrom="page">
-                <wp14:pctHeight>0</wp14:pctHeight>
-              </wp14:sizeRelV>
-            </wp:anchor>
-          </w:drawing>
-        </mc:Choice>
-        <mc:Fallback>
-          <w:pict>
-            <v:shapetype w14:anchorId="7B6C1B91" id="_x0000_t202" coordsize="21600,21600" o:spt="202" path="m,l,21600r21600,l21600,xe">
-              <v:stroke joinstyle="miter"/>
-              <v:path gradientshapeok="t" o:connecttype="rect"/>
-            </v:shapetype>
-            <v:shape id="Text Box 5" o:spid="_x0000_s1026" type="#_x0000_t202" style="position:absolute;margin-left:338.7pt;margin-top:-1.5pt;width:157.35pt;height:19.8pt;z-index:251656704;visibility:visible;mso-wrap-style:square;mso-width-percent:0;mso-height-percent:0;mso-wrap-distance-left:9pt;mso-wrap-distance-top:0;mso-wrap-distance-right:9pt;mso-wrap-distance-bottom:0;mso-position-horizontal:absolute;mso-position-horizontal-relative:text;mso-position-vertical:absolute;mso-position-vertical-relative:text;mso-width-percent:0;mso-height-percent:0;mso-width-relative:page;mso-height-relative:page;v-text-anchor:top" o:gfxdata="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" filled="f" stroked="f">
-              <v:textbox>
-                <w:txbxContent>
-                  <w:p>
-                    <w:pPr>
-                      <w:rPr>
-                        <w:b/>
-                        <w:spacing w:val="22"/>
-                        <w:sz w:val="20"/>
-                        <w14:shadow w14:blurRad="50800" w14:dist="38100" w14:dir="2700000" w14:sx="100000" w14:sy="100000" w14:kx="0" w14:ky="0" w14:algn="tl">
-                          <w14:srgbClr w14:val="000000">
-                            <w14:alpha w14:val="60000"/>
-                          </w14:srgbClr>
-                        </w14:shadow>
-                      </w:rPr>
-                    </w:pPr>
-                    <w:r>
-                      <w:rPr>
-                        <w:b/>
-                        <w:color w:val="0000FF"/>
-                        <w:spacing w:val="22"/>
-                        <w:sz w:val="20"/>
-                        <w14:shadow w14:blurRad="50800" w14:dist="38100" w14:dir="2700000" w14:sx="100000" w14:sy="100000" w14:kx="0" w14:ky="0" w14:algn="tl">
-                          <w14:srgbClr w14:val="000000">
-                            <w14:alpha w14:val="60000"/>
-                          </w14:srgbClr>
-                        </w14:shadow>
-                      </w:rPr>
-                      <w:t xml:space="preserve">CERT </w:t>
-                    </w:r>
-                    <w:proofErr w:type="spellStart"/>
-                    <w:r>
-                      <w:rPr>
-                        <w:b/>
-                        <w:color w:val="0000FF"/>
-                        <w:spacing w:val="22"/>
-                        <w:sz w:val="20"/>
-                        <w14:shadow w14:blurRad="50800" w14:dist="38100" w14:dir="2700000" w14:sx="100000" w14:sy="100000" w14:kx="0" w14:ky="0" w14:algn="tl">
-                          <w14:srgbClr w14:val="000000">
-                            <w14:alpha w14:val="60000"/>
-                          </w14:srgbClr>
-                        </w14:shadow>
-                      </w:rPr>
-                      <w:t>Nº</w:t>
-                    </w:r>
-                    <w:proofErr w:type="spellEnd"/>
-                    <w:r>
-                      <w:rPr>
-                        <w:b/>
-                        <w:color w:val="000000"/>
-                        <w:spacing w:val="22"/>
-                        <w:sz w:val="20"/>
-                        <w14:shadow w14:blurRad="50800" w14:dist="38100" w14:dir="2700000" w14:sx="100000" w14:sy="100000" w14:kx="0" w14:ky="0" w14:algn="tl">
-                          <w14:srgbClr w14:val="000000">
-                            <w14:alpha w14:val="60000"/>
-                          </w14:srgbClr>
-                        </w14:shadow>
-                      </w:rPr>
-                      <w:t xml:space="preserve"> {</w:t>
-                    </w:r>
-                    <w:proofErr w:type="spellStart"/>
-                    <w:r>
-                      <w:rPr>
-                        <w:b/>
-                        <w:color w:val="000000"/>
-                        <w:spacing w:val="22"/>
-                        <w:sz w:val="20"/>
-                        <w14:shadow w14:blurRad="50800" w14:dist="38100" w14:dir="2700000" w14:sx="100000" w14:sy="100000" w14:kx="0" w14:ky="0" w14:algn="tl">
-                          <w14:srgbClr w14:val="000000">
-                            <w14:alpha w14:val="60000"/>
-                          </w14:srgbClr>
-                        </w14:shadow>
-                      </w:rPr>
-                      <w:t>cert_no</w:t>
-                    </w:r>
-                    <w:proofErr w:type="spellEnd"/>
-                    <w:r>
-                      <w:rPr>
-                        <w:b/>
-                        <w:color w:val="000000"/>
-                        <w:spacing w:val="22"/>
-                        <w:sz w:val="20"/>
-                        <w14:shadow w14:blurRad="50800" w14:dist="38100" w14:dir="2700000" w14:sx="100000" w14:sy="100000" w14:kx="0" w14:ky="0" w14:algn="tl">
-                          <w14:srgbClr w14:val="000000">
-                            <w14:alpha w14:val="60000"/>
-                          </w14:srgbClr>
-                        </w14:shadow>
-                      </w:rPr>
-                      <w:t>}</w:t>
-                    </w:r>
-                  </w:p>
-                </w:txbxContent>
-              </v:textbox>
-            </v:shape>
-          </w:pict>
-        </mc:Fallback>
-      </mc:AlternateContent>
+        <w:b/>
+        <w:color w:val="0000FF"/>
+        <w:spacing w:val="22"/>
+        <w:sz w:val="20"/>
+        <w14:shadow w14:blurRad="50800" w14:dist="38100" w14:dir="2700000" w14:sx="100000" w14:sy="100000" w14:kx="0" w14:ky="0" w14:algn="tl">
+          <w14:srgbClr w14:val="000000">
+            <w14:alpha w14:val="60000"/>
+          </w14:srgbClr>
+        </w14:shadow>
+      </w:rPr>
+      <w:t xml:space="preserve">                     </w:t>
     </w:r>
+    <w:r>
+      <w:rPr>
+        <w:b/>
+        <w:color w:val="0000FF"/>
+        <w:spacing w:val="22"/>
+        <w:sz w:val="20"/>
+        <w14:shadow w14:blurRad="50800" w14:dist="38100" w14:dir="2700000" w14:sx="100000" w14:sy="100000" w14:kx="0" w14:ky="0" w14:algn="tl">
+          <w14:srgbClr w14:val="000000">
+            <w14:alpha w14:val="60000"/>
+          </w14:srgbClr>
+        </w14:shadow>
+      </w:rPr>
+      <w:tab/>
+      <w:t xml:space="preserve">                                                  </w:t>
+    </w:r>
+    <w:r>
+      <w:rPr>
+        <w:b/>
+        <w:color w:val="0000FF"/>
+        <w:spacing w:val="22"/>
+        <w:sz w:val="20"/>
+        <w14:shadow w14:blurRad="50800" w14:dist="38100" w14:dir="2700000" w14:sx="100000" w14:sy="100000" w14:kx="0" w14:ky="0" w14:algn="tl">
+          <w14:srgbClr w14:val="000000">
+            <w14:alpha w14:val="60000"/>
+          </w14:srgbClr>
+        </w14:shadow>
+      </w:rPr>
+      <w:t>CERT Nº</w:t>
+    </w:r>
+    <w:r>
+      <w:rPr>
+        <w:b/>
+        <w:color w:val="000000"/>
+        <w:spacing w:val="22"/>
+        <w:sz w:val="20"/>
+        <w14:shadow w14:blurRad="50800" w14:dist="38100" w14:dir="2700000" w14:sx="100000" w14:sy="100000" w14:kx="0" w14:ky="0" w14:algn="tl">
+          <w14:srgbClr w14:val="000000">
+            <w14:alpha w14:val="60000"/>
+          </w14:srgbClr>
+        </w14:shadow>
+      </w:rPr>
+      <w:t xml:space="preserve"> {</w:t>
+    </w:r>
+    <w:proofErr w:type="spellStart"/>
+    <w:r>
+      <w:rPr>
+        <w:b/>
+        <w:color w:val="000000"/>
+        <w:spacing w:val="22"/>
+        <w:sz w:val="20"/>
+        <w14:shadow w14:blurRad="50800" w14:dist="38100" w14:dir="2700000" w14:sx="100000" w14:sy="100000" w14:kx="0" w14:ky="0" w14:algn="tl">
+          <w14:srgbClr w14:val="000000">
+            <w14:alpha w14:val="60000"/>
+          </w14:srgbClr>
+        </w14:shadow>
+      </w:rPr>
+      <w:t>cert_no</w:t>
+    </w:r>
+    <w:proofErr w:type="spellEnd"/>
+    <w:r>
+      <w:rPr>
+        <w:b/>
+        <w:color w:val="000000"/>
+        <w:spacing w:val="22"/>
+        <w:sz w:val="20"/>
+        <w14:shadow w14:blurRad="50800" w14:dist="38100" w14:dir="2700000" w14:sx="100000" w14:sy="100000" w14:kx="0" w14:ky="0" w14:algn="tl">
+          <w14:srgbClr w14:val="000000">
+            <w14:alpha w14:val="60000"/>
+          </w14:srgbClr>
+        </w14:shadow>
+      </w:rPr>
+      <w:t>}</w:t>
+    </w:r>
+  </w:p>
+  <w:p>
+    <w:pPr>
+      <w:pStyle w:val="Header"/>
+      <w:ind w:hanging="540"/>
+      <w:rPr>
+        <w:lang w:val="en-US"/>
+      </w:rPr>
+    </w:pPr>
   </w:p>
 </w:hdr>
 </file>
@@ -6441,6 +6262,7 @@
   <w:style w:type="character" w:default="1" w:styleId="DefaultParagraphFont">
     <w:name w:val="Default Paragraph Font"/>
     <w:uiPriority w:val="1"/>
+    <w:semiHidden/>
     <w:unhideWhenUsed/>
   </w:style>
   <w:style w:type="table" w:default="1" w:styleId="TableNormal">

--- a/backend_api/templates/vessel_truck_supervision.docx
+++ b/backend_api/templates/vessel_truck_supervision.docx
@@ -195,14 +195,14 @@
         <w:t xml:space="preserve"> </w:t>
       </w:r>
       <w:r>
-        <w:t xml:space="preserve">supervisión de camiones de maíz amarillo y soya a bordo del </w:t>
+        <w:t>supervisión de camiones de maíz amarillo y soya a bordo del</w:t>
       </w:r>
       <w:r>
         <w:rPr>
           <w:b/>
           <w:bCs/>
         </w:rPr>
-        <w:t>M/V “</w:t>
+        <w:t xml:space="preserve"> “</w:t>
       </w:r>
       <w:r>
         <w:rPr>
@@ -956,7 +956,7 @@
         <w:rPr>
           <w:lang w:val="it-IT"/>
         </w:rPr>
-        <w:t>M/V “</w:t>
+        <w:t>“</w:t>
       </w:r>
       <w:r>
         <w:rPr>
@@ -1518,53 +1518,23 @@
     </w:p>
     <w:p>
       <w:pPr>
-        <w:widowControl w:val="0"/>
-        <w:autoSpaceDE w:val="0"/>
-        <w:autoSpaceDN w:val="0"/>
-        <w:adjustRightInd w:val="0"/>
-        <w:spacing w:before="80"/>
-        <w:jc w:val="both"/>
-        <w:rPr>
-          <w:rFonts w:cs="Arial"/>
-          <w:lang w:val="es-CR"/>
-        </w:rPr>
-      </w:pPr>
-      <w:r>
-        <w:rPr>
-          <w:rFonts w:cs="Arial"/>
-          <w:lang w:val="es-MX"/>
-        </w:rPr>
+        <w:pStyle w:val="NoSpacing"/>
+      </w:pPr>
+      <w:r>
         <w:t>{</w:t>
       </w:r>
       <w:proofErr w:type="spellStart"/>
       <w:r>
-        <w:rPr>
-          <w:rFonts w:cs="Arial"/>
-          <w:lang w:val="es-MX"/>
-        </w:rPr>
         <w:t>process_text</w:t>
       </w:r>
       <w:proofErr w:type="spellEnd"/>
       <w:r>
-        <w:rPr>
-          <w:rFonts w:cs="Arial"/>
-          <w:lang w:val="es-MX"/>
-        </w:rPr>
         <w:t>}</w:t>
       </w:r>
     </w:p>
     <w:p>
       <w:pPr>
-        <w:widowControl w:val="0"/>
-        <w:autoSpaceDE w:val="0"/>
-        <w:autoSpaceDN w:val="0"/>
-        <w:adjustRightInd w:val="0"/>
-        <w:spacing w:before="80"/>
-        <w:jc w:val="both"/>
-        <w:rPr>
-          <w:rFonts w:cs="Arial"/>
-          <w:lang w:val="es-CR"/>
-        </w:rPr>
+        <w:pStyle w:val="NoSpacing"/>
       </w:pPr>
     </w:p>
     <w:p>
@@ -1589,7 +1559,25 @@
           <w:u w:val="thick" w:color="3366FF"/>
           <w:lang w:val="es-CR"/>
         </w:rPr>
-        <w:t>HALLASGOS</w:t>
+        <w:t>HALLA</w:t>
+      </w:r>
+      <w:r>
+        <w:rPr>
+          <w:b/>
+          <w:szCs w:val="24"/>
+          <w:u w:val="thick" w:color="3366FF"/>
+          <w:lang w:val="es-CR"/>
+        </w:rPr>
+        <w:t>Z</w:t>
+      </w:r>
+      <w:r>
+        <w:rPr>
+          <w:b/>
+          <w:szCs w:val="24"/>
+          <w:u w:val="thick" w:color="3366FF"/>
+          <w:lang w:val="es-CR"/>
+        </w:rPr>
+        <w:t>GOS</w:t>
       </w:r>
     </w:p>
     <w:p>
@@ -1963,10 +1951,8 @@
     </w:p>
     <w:p>
       <w:pPr>
-        <w:jc w:val="both"/>
-        <w:rPr>
-          <w:b/>
-          <w:bCs/>
+        <w:pStyle w:val="NoSpacing"/>
+        <w:rPr>
           <w:lang w:val="es-MX"/>
         </w:rPr>
       </w:pPr>
@@ -3154,8 +3140,24 @@
           </w14:srgbClr>
         </w14:shadow>
       </w:rPr>
-      <w:t>CERT Nº</w:t>
+      <w:t xml:space="preserve">CERT </w:t>
     </w:r>
+    <w:proofErr w:type="spellStart"/>
+    <w:r>
+      <w:rPr>
+        <w:b/>
+        <w:color w:val="0000FF"/>
+        <w:spacing w:val="22"/>
+        <w:sz w:val="20"/>
+        <w14:shadow w14:blurRad="50800" w14:dist="38100" w14:dir="2700000" w14:sx="100000" w14:sy="100000" w14:kx="0" w14:ky="0" w14:algn="tl">
+          <w14:srgbClr w14:val="000000">
+            <w14:alpha w14:val="60000"/>
+          </w14:srgbClr>
+        </w14:shadow>
+      </w:rPr>
+      <w:t>Nº</w:t>
+    </w:r>
+    <w:proofErr w:type="spellEnd"/>
     <w:r>
       <w:rPr>
         <w:b/>
@@ -6458,6 +6460,17 @@
       <w:szCs w:val="24"/>
     </w:rPr>
   </w:style>
+  <w:style w:type="paragraph" w:styleId="NoSpacing">
+    <w:name w:val="No Spacing"/>
+    <w:uiPriority w:val="1"/>
+    <w:qFormat/>
+    <w:rsid w:val="00390494"/>
+    <w:rPr>
+      <w:rFonts w:ascii="Arial" w:hAnsi="Arial"/>
+      <w:sz w:val="24"/>
+      <w:lang w:val="es-CO"/>
+    </w:rPr>
+  </w:style>
 </w:styles>
 </file>
 

--- a/backend_api/templates/vessel_truck_supervision.docx
+++ b/backend_api/templates/vessel_truck_supervision.docx
@@ -65,21 +65,7 @@
         <w:rPr>
           <w:lang w:val="en-US"/>
         </w:rPr>
-        <w:t>{</w:t>
-      </w:r>
-      <w:proofErr w:type="spellStart"/>
-      <w:r>
-        <w:rPr>
-          <w:lang w:val="en-US"/>
-        </w:rPr>
-        <w:t>report_date</w:t>
-      </w:r>
-      <w:proofErr w:type="spellEnd"/>
-      <w:r>
-        <w:rPr>
-          <w:lang w:val="en-US"/>
-        </w:rPr>
-        <w:t>}</w:t>
+        <w:t>{report_date}</w:t>
       </w:r>
       <w:r>
         <w:rPr>
@@ -148,7 +134,6 @@
           <w:lang w:val="en-US"/>
         </w:rPr>
       </w:pPr>
-      <w:proofErr w:type="spellStart"/>
       <w:r>
         <w:rPr>
           <w:b/>
@@ -165,7 +150,6 @@
         </w:rPr>
         <w:t>roposito</w:t>
       </w:r>
-      <w:proofErr w:type="spellEnd"/>
     </w:p>
     <w:p>
       <w:pPr>
@@ -173,23 +157,7 @@
         <w:ind w:left="1418"/>
       </w:pPr>
       <w:r>
-        <w:t xml:space="preserve">MSL Marine </w:t>
-      </w:r>
-      <w:proofErr w:type="spellStart"/>
-      <w:r>
-        <w:t>Surveyors</w:t>
-      </w:r>
-      <w:proofErr w:type="spellEnd"/>
-      <w:r>
-        <w:t xml:space="preserve"> and </w:t>
-      </w:r>
-      <w:proofErr w:type="spellStart"/>
-      <w:r>
-        <w:t>Logistics</w:t>
-      </w:r>
-      <w:proofErr w:type="spellEnd"/>
-      <w:r>
-        <w:t>, fuimos nominados para llevar a cabo la</w:t>
+        <w:t>MSL Marine Surveyors and Logistics, fuimos nominados para llevar a cabo la</w:t>
       </w:r>
       <w:r>
         <w:t xml:space="preserve"> </w:t>
@@ -209,44 +177,20 @@
           <w:b/>
           <w:bCs/>
         </w:rPr>
-        <w:t>{</w:t>
-      </w:r>
-      <w:proofErr w:type="spellStart"/>
+        <w:t>{vessel_name}</w:t>
+      </w:r>
       <w:r>
         <w:rPr>
           <w:b/>
           <w:bCs/>
         </w:rPr>
-        <w:t>vessel_name</w:t>
-      </w:r>
-      <w:proofErr w:type="spellEnd"/>
-      <w:r>
-        <w:rPr>
-          <w:b/>
-          <w:bCs/>
-        </w:rPr>
-        <w:t>}</w:t>
-      </w:r>
-      <w:r>
-        <w:rPr>
-          <w:b/>
-          <w:bCs/>
-        </w:rPr>
         <w:t>”</w:t>
       </w:r>
       <w:r>
         <w:t xml:space="preserve"> Puerto </w:t>
       </w:r>
       <w:r>
-        <w:t>{</w:t>
-      </w:r>
-      <w:proofErr w:type="spellStart"/>
-      <w:r>
-        <w:t>port</w:t>
-      </w:r>
-      <w:proofErr w:type="spellEnd"/>
-      <w:r>
-        <w:t>}</w:t>
+        <w:t>{port}</w:t>
       </w:r>
       <w:r>
         <w:t xml:space="preserve"> – </w:t>
@@ -274,7 +218,6 @@
           <w:lang w:val="en-US"/>
         </w:rPr>
       </w:pPr>
-      <w:proofErr w:type="spellStart"/>
       <w:r>
         <w:rPr>
           <w:b/>
@@ -291,7 +234,6 @@
         </w:rPr>
         <w:t>ciones</w:t>
       </w:r>
-      <w:proofErr w:type="spellEnd"/>
     </w:p>
     <w:p>
       <w:pPr>
@@ -328,14 +270,12 @@
         </w:rPr>
         <w:t>{</w:t>
       </w:r>
-      <w:proofErr w:type="spellStart"/>
       <w:r>
         <w:rPr>
           <w:lang w:val="es-CR"/>
         </w:rPr>
         <w:t>customer</w:t>
       </w:r>
-      <w:proofErr w:type="spellEnd"/>
       <w:r>
         <w:rPr>
           <w:lang w:val="es-CR"/>
@@ -399,44 +339,24 @@
           <w:smallCaps/>
           <w:lang w:val="es-CR"/>
         </w:rPr>
-        <w:t xml:space="preserve"> </w:t>
-      </w:r>
-      <w:proofErr w:type="spellStart"/>
+        <w:t xml:space="preserve"> y</w:t>
+      </w:r>
       <w:r>
         <w:rPr>
           <w:b/>
           <w:smallCaps/>
           <w:lang w:val="es-CR"/>
         </w:rPr>
-        <w:t>y</w:t>
-      </w:r>
-      <w:proofErr w:type="spellEnd"/>
+        <w:t xml:space="preserve"> inspec</w:t>
+      </w:r>
       <w:r>
         <w:rPr>
           <w:b/>
           <w:smallCaps/>
           <w:lang w:val="es-CR"/>
         </w:rPr>
-        <w:t xml:space="preserve"> </w:t>
-      </w:r>
-      <w:proofErr w:type="spellStart"/>
-      <w:r>
-        <w:rPr>
-          <w:b/>
-          <w:smallCaps/>
-          <w:lang w:val="es-CR"/>
-        </w:rPr>
-        <w:t>inspec</w:t>
-      </w:r>
-      <w:r>
-        <w:rPr>
-          <w:b/>
-          <w:smallCaps/>
-          <w:lang w:val="es-CR"/>
-        </w:rPr>
         <w:t>cion</w:t>
       </w:r>
-      <w:proofErr w:type="spellEnd"/>
       <w:r>
         <w:rPr>
           <w:b/>
@@ -478,21 +398,7 @@
         <w:rPr>
           <w:lang w:val="es-CR"/>
         </w:rPr>
-        <w:t>{</w:t>
-      </w:r>
-      <w:proofErr w:type="spellStart"/>
-      <w:r>
-        <w:rPr>
-          <w:lang w:val="es-CR"/>
-        </w:rPr>
-        <w:t>arrival_date</w:t>
-      </w:r>
-      <w:proofErr w:type="spellEnd"/>
-      <w:r>
-        <w:rPr>
-          <w:lang w:val="es-CR"/>
-        </w:rPr>
-        <w:t>}</w:t>
+        <w:t>{arrival_date}</w:t>
       </w:r>
     </w:p>
     <w:p>
@@ -571,35 +477,13 @@
           <w:lang w:val="es-CR"/>
         </w:rPr>
         <w:tab/>
-        <w:t xml:space="preserve"> </w:t>
-      </w:r>
-      <w:proofErr w:type="gramStart"/>
-      <w:r>
-        <w:rPr>
-          <w:lang w:val="es-CR"/>
-        </w:rPr>
-        <w:t xml:space="preserve">   </w:t>
-      </w:r>
-      <w:r>
-        <w:rPr>
-          <w:lang w:val="es-CR"/>
-        </w:rPr>
-        <w:t>{</w:t>
-      </w:r>
-      <w:proofErr w:type="spellStart"/>
-      <w:proofErr w:type="gramEnd"/>
-      <w:r>
-        <w:rPr>
-          <w:lang w:val="es-CR"/>
-        </w:rPr>
-        <w:t>inspection_date</w:t>
-      </w:r>
-      <w:proofErr w:type="spellEnd"/>
-      <w:r>
-        <w:rPr>
-          <w:lang w:val="es-CR"/>
-        </w:rPr>
-        <w:t>}</w:t>
+        <w:t xml:space="preserve">    </w:t>
+      </w:r>
+      <w:r>
+        <w:rPr>
+          <w:lang w:val="es-CR"/>
+        </w:rPr>
+        <w:t>{inspection_date}</w:t>
       </w:r>
     </w:p>
     <w:p>
@@ -642,35 +526,13 @@
           <w:lang w:val="es-CR"/>
         </w:rPr>
         <w:tab/>
-        <w:t xml:space="preserve"> </w:t>
-      </w:r>
-      <w:proofErr w:type="gramStart"/>
-      <w:r>
-        <w:rPr>
-          <w:lang w:val="es-CR"/>
-        </w:rPr>
-        <w:t xml:space="preserve">   </w:t>
-      </w:r>
-      <w:r>
-        <w:rPr>
-          <w:lang w:val="es-CR"/>
-        </w:rPr>
-        <w:t>{</w:t>
-      </w:r>
-      <w:proofErr w:type="spellStart"/>
-      <w:proofErr w:type="gramEnd"/>
-      <w:r>
-        <w:rPr>
-          <w:lang w:val="es-CR"/>
-        </w:rPr>
-        <w:t>supervision_completed_date</w:t>
-      </w:r>
-      <w:proofErr w:type="spellEnd"/>
-      <w:r>
-        <w:rPr>
-          <w:lang w:val="es-CR"/>
-        </w:rPr>
-        <w:t>}</w:t>
+        <w:t xml:space="preserve">    </w:t>
+      </w:r>
+      <w:r>
+        <w:rPr>
+          <w:lang w:val="es-CR"/>
+        </w:rPr>
+        <w:t>{supervision_completed_date}</w:t>
       </w:r>
     </w:p>
     <w:p>
@@ -712,7 +574,6 @@
           <w:lang w:val="en-US"/>
         </w:rPr>
       </w:pPr>
-      <w:proofErr w:type="spellStart"/>
       <w:r>
         <w:rPr>
           <w:b/>
@@ -729,7 +590,6 @@
         </w:rPr>
         <w:t>presentantes</w:t>
       </w:r>
-      <w:proofErr w:type="spellEnd"/>
     </w:p>
     <w:p>
       <w:pPr>
@@ -770,21 +630,7 @@
         <w:rPr>
           <w:lang w:val="es-CR"/>
         </w:rPr>
-        <w:t>{</w:t>
-      </w:r>
-      <w:proofErr w:type="spellStart"/>
-      <w:r>
-        <w:rPr>
-          <w:lang w:val="es-CR"/>
-        </w:rPr>
-        <w:t>captain</w:t>
-      </w:r>
-      <w:proofErr w:type="spellEnd"/>
-      <w:r>
-        <w:rPr>
-          <w:lang w:val="es-CR"/>
-        </w:rPr>
-        <w:t>}</w:t>
+        <w:t>{captain}</w:t>
       </w:r>
     </w:p>
     <w:p>
@@ -819,21 +665,7 @@
         <w:rPr>
           <w:lang w:val="es-CR"/>
         </w:rPr>
-        <w:t>{</w:t>
-      </w:r>
-      <w:proofErr w:type="spellStart"/>
-      <w:r>
-        <w:rPr>
-          <w:lang w:val="es-CR"/>
-        </w:rPr>
-        <w:t>chief_officer</w:t>
-      </w:r>
-      <w:proofErr w:type="spellEnd"/>
-      <w:r>
-        <w:rPr>
-          <w:lang w:val="es-CR"/>
-        </w:rPr>
-        <w:t>}</w:t>
+        <w:t>{chief_officer}</w:t>
       </w:r>
     </w:p>
     <w:p>
@@ -1002,14 +834,7 @@
         <w:rPr>
           <w:lang w:val="es-CR"/>
         </w:rPr>
-        <w:t xml:space="preserve">  </w:t>
-      </w:r>
-      <w:proofErr w:type="gramStart"/>
-      <w:r>
-        <w:rPr>
-          <w:lang w:val="es-CR"/>
-        </w:rPr>
-        <w:t xml:space="preserve"> </w:t>
+        <w:t xml:space="preserve">   </w:t>
       </w:r>
       <w:r>
         <w:rPr>
@@ -1017,20 +842,11 @@
         </w:rPr>
         <w:t xml:space="preserve">  {</w:t>
       </w:r>
-      <w:proofErr w:type="spellStart"/>
-      <w:proofErr w:type="gramEnd"/>
-      <w:r>
-        <w:rPr>
-          <w:lang w:val="es-CR"/>
-        </w:rPr>
-        <w:t>flag_port_registry</w:t>
-      </w:r>
-      <w:proofErr w:type="spellEnd"/>
-      <w:r>
-        <w:rPr>
-          <w:lang w:val="es-CR"/>
-        </w:rPr>
-        <w:t>}</w:t>
+      <w:r>
+        <w:rPr>
+          <w:lang w:val="es-CR"/>
+        </w:rPr>
+        <w:t>flag_port_registry}</w:t>
       </w:r>
     </w:p>
     <w:p>
@@ -1075,7 +891,6 @@
         </w:rPr>
         <w:t xml:space="preserve">    </w:t>
       </w:r>
-      <w:proofErr w:type="gramStart"/>
       <w:r>
         <w:rPr>
           <w:lang w:val="es-CR"/>
@@ -1088,20 +903,11 @@
         </w:rPr>
         <w:t xml:space="preserve">  {</w:t>
       </w:r>
-      <w:proofErr w:type="spellStart"/>
-      <w:proofErr w:type="gramEnd"/>
-      <w:r>
-        <w:rPr>
-          <w:lang w:val="es-CR"/>
-        </w:rPr>
-        <w:t>grt</w:t>
-      </w:r>
-      <w:proofErr w:type="spellEnd"/>
-      <w:r>
-        <w:rPr>
-          <w:lang w:val="es-CR"/>
-        </w:rPr>
-        <w:t>}</w:t>
+      <w:r>
+        <w:rPr>
+          <w:lang w:val="es-CR"/>
+        </w:rPr>
+        <w:t>grt}</w:t>
       </w:r>
       <w:r>
         <w:rPr>
@@ -1157,14 +963,7 @@
         <w:rPr>
           <w:lang w:val="es-CR"/>
         </w:rPr>
-        <w:t xml:space="preserve">  </w:t>
-      </w:r>
-      <w:proofErr w:type="gramStart"/>
-      <w:r>
-        <w:rPr>
-          <w:lang w:val="es-CR"/>
-        </w:rPr>
-        <w:t xml:space="preserve">  </w:t>
+        <w:t xml:space="preserve">    </w:t>
       </w:r>
       <w:r>
         <w:rPr>
@@ -1176,22 +975,7 @@
         <w:rPr>
           <w:lang w:val="es-CR"/>
         </w:rPr>
-        <w:t>{</w:t>
-      </w:r>
-      <w:proofErr w:type="spellStart"/>
-      <w:proofErr w:type="gramEnd"/>
-      <w:r>
-        <w:rPr>
-          <w:lang w:val="es-CR"/>
-        </w:rPr>
-        <w:t>nrt</w:t>
-      </w:r>
-      <w:proofErr w:type="spellEnd"/>
-      <w:r>
-        <w:rPr>
-          <w:lang w:val="es-CR"/>
-        </w:rPr>
-        <w:t>}</w:t>
+        <w:t>{nrt}</w:t>
       </w:r>
       <w:r>
         <w:rPr>
@@ -1216,16 +1000,8 @@
         <w:rPr>
           <w:lang w:val="es-CR"/>
         </w:rPr>
-        <w:t xml:space="preserve">IMO </w:t>
-      </w:r>
-      <w:proofErr w:type="spellStart"/>
-      <w:r>
-        <w:rPr>
-          <w:lang w:val="es-CR"/>
-        </w:rPr>
-        <w:t>Nº</w:t>
-      </w:r>
-      <w:proofErr w:type="spellEnd"/>
+        <w:t>IMO Nº</w:t>
+      </w:r>
       <w:r>
         <w:rPr>
           <w:lang w:val="es-CR"/>
@@ -1261,41 +1037,19 @@
         <w:rPr>
           <w:lang w:val="es-CR"/>
         </w:rPr>
+        <w:t xml:space="preserve">   </w:t>
+      </w:r>
+      <w:r>
+        <w:rPr>
+          <w:lang w:val="es-CR"/>
+        </w:rPr>
         <w:t xml:space="preserve"> </w:t>
       </w:r>
-      <w:proofErr w:type="gramStart"/>
-      <w:r>
-        <w:rPr>
-          <w:lang w:val="es-CR"/>
-        </w:rPr>
-        <w:t xml:space="preserve">  </w:t>
-      </w:r>
-      <w:r>
-        <w:rPr>
-          <w:lang w:val="es-CR"/>
-        </w:rPr>
-        <w:t xml:space="preserve"> </w:t>
-      </w:r>
-      <w:r>
-        <w:rPr>
-          <w:lang w:val="es-CR"/>
-        </w:rPr>
-        <w:t>{</w:t>
-      </w:r>
-      <w:proofErr w:type="spellStart"/>
-      <w:proofErr w:type="gramEnd"/>
-      <w:r>
-        <w:rPr>
-          <w:lang w:val="es-CR"/>
-        </w:rPr>
-        <w:t>imo_no</w:t>
-      </w:r>
-      <w:proofErr w:type="spellEnd"/>
-      <w:r>
-        <w:rPr>
-          <w:lang w:val="es-CR"/>
-        </w:rPr>
-        <w:t>}</w:t>
+      <w:r>
+        <w:rPr>
+          <w:lang w:val="es-CR"/>
+        </w:rPr>
+        <w:t>{imo_no}</w:t>
       </w:r>
       <w:r>
         <w:rPr>
@@ -1351,41 +1105,19 @@
         <w:rPr>
           <w:lang w:val="es-CR"/>
         </w:rPr>
+        <w:t xml:space="preserve">   </w:t>
+      </w:r>
+      <w:r>
+        <w:rPr>
+          <w:lang w:val="es-CR"/>
+        </w:rPr>
         <w:t xml:space="preserve"> </w:t>
       </w:r>
-      <w:proofErr w:type="gramStart"/>
-      <w:r>
-        <w:rPr>
-          <w:lang w:val="es-CR"/>
-        </w:rPr>
-        <w:t xml:space="preserve">  </w:t>
-      </w:r>
-      <w:r>
-        <w:rPr>
-          <w:lang w:val="es-CR"/>
-        </w:rPr>
-        <w:t xml:space="preserve"> </w:t>
-      </w:r>
-      <w:r>
-        <w:rPr>
-          <w:lang w:val="es-CR"/>
-        </w:rPr>
-        <w:t>{</w:t>
-      </w:r>
-      <w:proofErr w:type="spellStart"/>
-      <w:proofErr w:type="gramEnd"/>
-      <w:r>
-        <w:rPr>
-          <w:lang w:val="es-CR"/>
-        </w:rPr>
-        <w:t>build_year</w:t>
-      </w:r>
-      <w:proofErr w:type="spellEnd"/>
-      <w:r>
-        <w:rPr>
-          <w:lang w:val="es-CR"/>
-        </w:rPr>
-        <w:t>}</w:t>
+      <w:r>
+        <w:rPr>
+          <w:lang w:val="es-CR"/>
+        </w:rPr>
+        <w:t>{build_year}</w:t>
       </w:r>
       <w:r>
         <w:rPr>
@@ -1521,15 +1253,7 @@
         <w:pStyle w:val="NoSpacing"/>
       </w:pPr>
       <w:r>
-        <w:t>{</w:t>
-      </w:r>
-      <w:proofErr w:type="spellStart"/>
-      <w:r>
-        <w:t>process_text</w:t>
-      </w:r>
-      <w:proofErr w:type="spellEnd"/>
-      <w:r>
-        <w:t>}</w:t>
+        <w:t>{process_text}</w:t>
       </w:r>
     </w:p>
     <w:p>
@@ -1611,48 +1335,17 @@
           <w:bCs/>
           <w:lang w:val="en-US"/>
         </w:rPr>
-        <w:t xml:space="preserve">5.1.1 </w:t>
-      </w:r>
-      <w:proofErr w:type="spellStart"/>
-      <w:r>
+        <w:t>5.1.1 Hallazgos Documentales</w:t>
+      </w:r>
+    </w:p>
+    <w:p>
+      <w:pPr>
         <w:rPr>
           <w:rFonts w:cs="Arial"/>
           <w:b/>
           <w:bCs/>
           <w:lang w:val="en-US"/>
         </w:rPr>
-        <w:t>Hallazgos</w:t>
-      </w:r>
-      <w:proofErr w:type="spellEnd"/>
-      <w:r>
-        <w:rPr>
-          <w:rFonts w:cs="Arial"/>
-          <w:b/>
-          <w:bCs/>
-          <w:lang w:val="en-US"/>
-        </w:rPr>
-        <w:t xml:space="preserve"> </w:t>
-      </w:r>
-      <w:proofErr w:type="spellStart"/>
-      <w:r>
-        <w:rPr>
-          <w:rFonts w:cs="Arial"/>
-          <w:b/>
-          <w:bCs/>
-          <w:lang w:val="en-US"/>
-        </w:rPr>
-        <w:t>Documentales</w:t>
-      </w:r>
-      <w:proofErr w:type="spellEnd"/>
-    </w:p>
-    <w:p>
-      <w:pPr>
-        <w:rPr>
-          <w:rFonts w:cs="Arial"/>
-          <w:b/>
-          <w:bCs/>
-          <w:lang w:val="en-US"/>
-        </w:rPr>
       </w:pPr>
     </w:p>
     <w:p>
@@ -1668,23 +1361,7 @@
           <w:rFonts w:cs="Arial"/>
           <w:lang w:val="es-MX"/>
         </w:rPr>
-        <w:t>{</w:t>
-      </w:r>
-      <w:proofErr w:type="spellStart"/>
-      <w:r>
-        <w:rPr>
-          <w:rFonts w:cs="Arial"/>
-          <w:lang w:val="es-MX"/>
-        </w:rPr>
-        <w:t>findings_documental_text</w:t>
-      </w:r>
-      <w:proofErr w:type="spellEnd"/>
-      <w:r>
-        <w:rPr>
-          <w:rFonts w:cs="Arial"/>
-          <w:lang w:val="es-MX"/>
-        </w:rPr>
-        <w:t>}</w:t>
+        <w:t>{findings_documental_text}</w:t>
       </w:r>
     </w:p>
     <w:p>
@@ -1733,19 +1410,11 @@
         </w:rPr>
         <w:t xml:space="preserve">     {</w:t>
       </w:r>
-      <w:proofErr w:type="spellStart"/>
       <w:r>
         <w:rPr>
           <w:lang w:val="es-MX"/>
         </w:rPr>
-        <w:t>findings_operational_text</w:t>
-      </w:r>
-      <w:proofErr w:type="spellEnd"/>
-      <w:r>
-        <w:rPr>
-          <w:lang w:val="es-MX"/>
-        </w:rPr>
-        <w:t>}</w:t>
+        <w:t>findings_operational_text}</w:t>
       </w:r>
     </w:p>
     <w:p>
@@ -1809,98 +1478,8 @@
           <w:rFonts w:cs="Arial"/>
           <w:lang w:val="es-CR"/>
         </w:rPr>
-        <w:t>{</w:t>
-      </w:r>
-      <w:proofErr w:type="spellStart"/>
-      <w:r>
-        <w:rPr>
-          <w:rFonts w:cs="Arial"/>
-          <w:lang w:val="es-CR"/>
-        </w:rPr>
-        <w:t>incidents_text</w:t>
-      </w:r>
-      <w:proofErr w:type="spellEnd"/>
-      <w:r>
-        <w:rPr>
-          <w:rFonts w:cs="Arial"/>
-          <w:lang w:val="es-CR"/>
-        </w:rPr>
-        <w:t>}</w:t>
-      </w:r>
-    </w:p>
-    <w:p>
-      <w:pPr>
-        <w:ind w:left="360"/>
-        <w:rPr>
-          <w:rFonts w:cs="Arial"/>
-          <w:b/>
-          <w:bCs/>
-          <w:lang w:val="es-CR"/>
-        </w:rPr>
-      </w:pPr>
-    </w:p>
-    <w:p>
-      <w:pPr>
-        <w:spacing w:before="280"/>
-        <w:ind w:left="360"/>
-        <w:jc w:val="both"/>
-        <w:rPr>
-          <w:b/>
-          <w:szCs w:val="24"/>
-          <w:u w:val="thick" w:color="3366FF"/>
-          <w:lang w:val="es-CR"/>
-        </w:rPr>
-      </w:pPr>
-    </w:p>
-    <w:p>
-      <w:pPr>
-        <w:spacing w:before="280"/>
-        <w:ind w:left="360"/>
-        <w:jc w:val="both"/>
-        <w:rPr>
-          <w:b/>
-          <w:szCs w:val="24"/>
-          <w:u w:val="thick" w:color="3366FF"/>
-          <w:lang w:val="es-CR"/>
-        </w:rPr>
-      </w:pPr>
-    </w:p>
-    <w:p>
-      <w:pPr>
-        <w:spacing w:before="280"/>
-        <w:ind w:left="360"/>
-        <w:jc w:val="both"/>
-        <w:rPr>
-          <w:b/>
-          <w:szCs w:val="24"/>
-          <w:u w:val="thick" w:color="3366FF"/>
-          <w:lang w:val="es-CR"/>
-        </w:rPr>
-      </w:pPr>
-    </w:p>
-    <w:p>
-      <w:pPr>
-        <w:spacing w:before="280"/>
-        <w:jc w:val="both"/>
-        <w:rPr>
-          <w:b/>
-          <w:szCs w:val="24"/>
-          <w:u w:val="thick" w:color="3366FF"/>
-          <w:lang w:val="es-CR"/>
-        </w:rPr>
-      </w:pPr>
-    </w:p>
-    <w:p>
-      <w:pPr>
-        <w:spacing w:before="280"/>
-        <w:jc w:val="both"/>
-        <w:rPr>
-          <w:b/>
-          <w:szCs w:val="24"/>
-          <w:u w:val="thick" w:color="3366FF"/>
-          <w:lang w:val="es-CR"/>
-        </w:rPr>
-      </w:pPr>
+        <w:t>{incidents_text}</w:t>
+      </w:r>
     </w:p>
     <w:p>
       <w:pPr>
@@ -1960,21 +1539,7 @@
         <w:rPr>
           <w:lang w:val="es-MX"/>
         </w:rPr>
-        <w:t>{</w:t>
-      </w:r>
-      <w:proofErr w:type="spellStart"/>
-      <w:r>
-        <w:rPr>
-          <w:lang w:val="es-MX"/>
-        </w:rPr>
-        <w:t>conclusion_text</w:t>
-      </w:r>
-      <w:proofErr w:type="spellEnd"/>
-      <w:r>
-        <w:rPr>
-          <w:lang w:val="es-MX"/>
-        </w:rPr>
-        <w:t>}</w:t>
+        <w:t>{conclusion_text}</w:t>
       </w:r>
     </w:p>
     <w:p>
@@ -2099,16 +1664,9 @@
         <w:rPr>
           <w:lang w:val="en-GB"/>
         </w:rPr>
-        <w:t xml:space="preserve">Control de </w:t>
-      </w:r>
-      <w:proofErr w:type="spellStart"/>
-      <w:r>
-        <w:rPr>
-          <w:lang w:val="en-GB"/>
-        </w:rPr>
-        <w:t>descarga</w:t>
-      </w:r>
-      <w:proofErr w:type="spellEnd"/>
+        <w:lastRenderedPageBreak/>
+        <w:t>Control de descarga</w:t>
+      </w:r>
       <w:r>
         <w:rPr>
           <w:lang w:val="en-GB"/>
@@ -2686,25 +2244,23 @@
         <w:sz w:val="12"/>
         <w:lang w:val="es-MX"/>
       </w:rPr>
-      <w:t>{</w:t>
+      <w:t>{cert_no}</w:t>
     </w:r>
-    <w:proofErr w:type="spellStart"/>
     <w:r>
       <w:rPr>
         <w:color w:val="000000"/>
         <w:sz w:val="12"/>
         <w:lang w:val="es-MX"/>
       </w:rPr>
-      <w:t>cert_no</w:t>
+      <w:t xml:space="preserve"> </w:t>
     </w:r>
-    <w:proofErr w:type="spellEnd"/>
     <w:r>
       <w:rPr>
         <w:color w:val="000000"/>
         <w:sz w:val="12"/>
         <w:lang w:val="es-MX"/>
       </w:rPr>
-      <w:t>}</w:t>
+      <w:t>MV</w:t>
     </w:r>
     <w:r>
       <w:rPr>
@@ -2720,41 +2276,7 @@
         <w:sz w:val="12"/>
         <w:lang w:val="es-MX"/>
       </w:rPr>
-      <w:t>MV</w:t>
-    </w:r>
-    <w:r>
-      <w:rPr>
-        <w:color w:val="000000"/>
-        <w:sz w:val="12"/>
-        <w:lang w:val="es-MX"/>
-      </w:rPr>
-      <w:t xml:space="preserve"> </w:t>
-    </w:r>
-    <w:r>
-      <w:rPr>
-        <w:color w:val="000000"/>
-        <w:sz w:val="12"/>
-        <w:lang w:val="es-MX"/>
-      </w:rPr>
-      <w:t>{</w:t>
-    </w:r>
-    <w:proofErr w:type="spellStart"/>
-    <w:r>
-      <w:rPr>
-        <w:color w:val="000000"/>
-        <w:sz w:val="12"/>
-        <w:lang w:val="es-MX"/>
-      </w:rPr>
-      <w:t>vessel_name</w:t>
-    </w:r>
-    <w:proofErr w:type="spellEnd"/>
-    <w:r>
-      <w:rPr>
-        <w:color w:val="000000"/>
-        <w:sz w:val="12"/>
-        <w:lang w:val="es-MX"/>
-      </w:rPr>
-      <w:t>}</w:t>
+      <w:t>{vessel_name}</w:t>
     </w:r>
     <w:r>
       <w:rPr>
@@ -2912,7 +2434,6 @@
       </w:rPr>
       <w:t xml:space="preserve"> </w:t>
     </w:r>
-    <w:proofErr w:type="spellStart"/>
     <w:r>
       <w:rPr>
         <w:rStyle w:val="PageNumber"/>
@@ -2921,7 +2442,6 @@
       </w:rPr>
       <w:t>of</w:t>
     </w:r>
-    <w:proofErr w:type="spellEnd"/>
     <w:r>
       <w:rPr>
         <w:rStyle w:val="PageNumber"/>
@@ -3140,24 +2660,8 @@
           </w14:srgbClr>
         </w14:shadow>
       </w:rPr>
-      <w:t xml:space="preserve">CERT </w:t>
+      <w:t>CERT Nº</w:t>
     </w:r>
-    <w:proofErr w:type="spellStart"/>
-    <w:r>
-      <w:rPr>
-        <w:b/>
-        <w:color w:val="0000FF"/>
-        <w:spacing w:val="22"/>
-        <w:sz w:val="20"/>
-        <w14:shadow w14:blurRad="50800" w14:dist="38100" w14:dir="2700000" w14:sx="100000" w14:sy="100000" w14:kx="0" w14:ky="0" w14:algn="tl">
-          <w14:srgbClr w14:val="000000">
-            <w14:alpha w14:val="60000"/>
-          </w14:srgbClr>
-        </w14:shadow>
-      </w:rPr>
-      <w:t>Nº</w:t>
-    </w:r>
-    <w:proofErr w:type="spellEnd"/>
     <w:r>
       <w:rPr>
         <w:b/>
@@ -3170,37 +2674,7 @@
           </w14:srgbClr>
         </w14:shadow>
       </w:rPr>
-      <w:t xml:space="preserve"> {</w:t>
-    </w:r>
-    <w:proofErr w:type="spellStart"/>
-    <w:r>
-      <w:rPr>
-        <w:b/>
-        <w:color w:val="000000"/>
-        <w:spacing w:val="22"/>
-        <w:sz w:val="20"/>
-        <w14:shadow w14:blurRad="50800" w14:dist="38100" w14:dir="2700000" w14:sx="100000" w14:sy="100000" w14:kx="0" w14:ky="0" w14:algn="tl">
-          <w14:srgbClr w14:val="000000">
-            <w14:alpha w14:val="60000"/>
-          </w14:srgbClr>
-        </w14:shadow>
-      </w:rPr>
-      <w:t>cert_no</w:t>
-    </w:r>
-    <w:proofErr w:type="spellEnd"/>
-    <w:r>
-      <w:rPr>
-        <w:b/>
-        <w:color w:val="000000"/>
-        <w:spacing w:val="22"/>
-        <w:sz w:val="20"/>
-        <w14:shadow w14:blurRad="50800" w14:dist="38100" w14:dir="2700000" w14:sx="100000" w14:sy="100000" w14:kx="0" w14:ky="0" w14:algn="tl">
-          <w14:srgbClr w14:val="000000">
-            <w14:alpha w14:val="60000"/>
-          </w14:srgbClr>
-        </w14:shadow>
-      </w:rPr>
-      <w:t>}</w:t>
+      <w:t xml:space="preserve"> {cert_no}</w:t>
     </w:r>
   </w:p>
   <w:p>

--- a/backend_api/templates/vessel_truck_supervision.docx
+++ b/backend_api/templates/vessel_truck_supervision.docx
@@ -477,13 +477,27 @@
           <w:lang w:val="es-CR"/>
         </w:rPr>
         <w:tab/>
-        <w:t xml:space="preserve">    </w:t>
-      </w:r>
-      <w:r>
-        <w:rPr>
-          <w:lang w:val="es-CR"/>
-        </w:rPr>
-        <w:t>{inspection_date}</w:t>
+        <w:t xml:space="preserve"> </w:t>
+      </w:r>
+      <w:proofErr w:type="gramStart"/>
+      <w:r>
+        <w:rPr>
+          <w:lang w:val="es-CR"/>
+        </w:rPr>
+        <w:t xml:space="preserve">   </w:t>
+      </w:r>
+      <w:r>
+        <w:rPr>
+          <w:lang w:val="es-CR"/>
+        </w:rPr>
+        <w:t>{</w:t>
+      </w:r>
+      <w:proofErr w:type="gramEnd"/>
+      <w:r>
+        <w:rPr>
+          <w:lang w:val="es-CR"/>
+        </w:rPr>
+        <w:t>inspection_date}</w:t>
       </w:r>
     </w:p>
     <w:p>
@@ -526,13 +540,27 @@
           <w:lang w:val="es-CR"/>
         </w:rPr>
         <w:tab/>
-        <w:t xml:space="preserve">    </w:t>
-      </w:r>
-      <w:r>
-        <w:rPr>
-          <w:lang w:val="es-CR"/>
-        </w:rPr>
-        <w:t>{supervision_completed_date}</w:t>
+        <w:t xml:space="preserve"> </w:t>
+      </w:r>
+      <w:proofErr w:type="gramStart"/>
+      <w:r>
+        <w:rPr>
+          <w:lang w:val="es-CR"/>
+        </w:rPr>
+        <w:t xml:space="preserve">   </w:t>
+      </w:r>
+      <w:r>
+        <w:rPr>
+          <w:lang w:val="es-CR"/>
+        </w:rPr>
+        <w:t>{</w:t>
+      </w:r>
+      <w:proofErr w:type="gramEnd"/>
+      <w:r>
+        <w:rPr>
+          <w:lang w:val="es-CR"/>
+        </w:rPr>
+        <w:t>supervision_completed_date}</w:t>
       </w:r>
     </w:p>
     <w:p>
@@ -834,7 +862,14 @@
         <w:rPr>
           <w:lang w:val="es-CR"/>
         </w:rPr>
-        <w:t xml:space="preserve">   </w:t>
+        <w:t xml:space="preserve">  </w:t>
+      </w:r>
+      <w:proofErr w:type="gramStart"/>
+      <w:r>
+        <w:rPr>
+          <w:lang w:val="es-CR"/>
+        </w:rPr>
+        <w:t xml:space="preserve"> </w:t>
       </w:r>
       <w:r>
         <w:rPr>
@@ -842,6 +877,7 @@
         </w:rPr>
         <w:t xml:space="preserve">  {</w:t>
       </w:r>
+      <w:proofErr w:type="gramEnd"/>
       <w:r>
         <w:rPr>
           <w:lang w:val="es-CR"/>
@@ -891,6 +927,7 @@
         </w:rPr>
         <w:t xml:space="preserve">    </w:t>
       </w:r>
+      <w:proofErr w:type="gramStart"/>
       <w:r>
         <w:rPr>
           <w:lang w:val="es-CR"/>
@@ -903,6 +940,7 @@
         </w:rPr>
         <w:t xml:space="preserve">  {</w:t>
       </w:r>
+      <w:proofErr w:type="gramEnd"/>
       <w:r>
         <w:rPr>
           <w:lang w:val="es-CR"/>
@@ -963,7 +1001,14 @@
         <w:rPr>
           <w:lang w:val="es-CR"/>
         </w:rPr>
-        <w:t xml:space="preserve">    </w:t>
+        <w:t xml:space="preserve">  </w:t>
+      </w:r>
+      <w:proofErr w:type="gramStart"/>
+      <w:r>
+        <w:rPr>
+          <w:lang w:val="es-CR"/>
+        </w:rPr>
+        <w:t xml:space="preserve">  </w:t>
       </w:r>
       <w:r>
         <w:rPr>
@@ -975,7 +1020,14 @@
         <w:rPr>
           <w:lang w:val="es-CR"/>
         </w:rPr>
-        <w:t>{nrt}</w:t>
+        <w:t>{</w:t>
+      </w:r>
+      <w:proofErr w:type="gramEnd"/>
+      <w:r>
+        <w:rPr>
+          <w:lang w:val="es-CR"/>
+        </w:rPr>
+        <w:t>nrt}</w:t>
       </w:r>
       <w:r>
         <w:rPr>
@@ -1037,19 +1089,33 @@
         <w:rPr>
           <w:lang w:val="es-CR"/>
         </w:rPr>
-        <w:t xml:space="preserve">   </w:t>
-      </w:r>
-      <w:r>
-        <w:rPr>
-          <w:lang w:val="es-CR"/>
-        </w:rPr>
         <w:t xml:space="preserve"> </w:t>
       </w:r>
-      <w:r>
-        <w:rPr>
-          <w:lang w:val="es-CR"/>
-        </w:rPr>
-        <w:t>{imo_no}</w:t>
+      <w:proofErr w:type="gramStart"/>
+      <w:r>
+        <w:rPr>
+          <w:lang w:val="es-CR"/>
+        </w:rPr>
+        <w:t xml:space="preserve">  </w:t>
+      </w:r>
+      <w:r>
+        <w:rPr>
+          <w:lang w:val="es-CR"/>
+        </w:rPr>
+        <w:t xml:space="preserve"> </w:t>
+      </w:r>
+      <w:r>
+        <w:rPr>
+          <w:lang w:val="es-CR"/>
+        </w:rPr>
+        <w:t>{</w:t>
+      </w:r>
+      <w:proofErr w:type="gramEnd"/>
+      <w:r>
+        <w:rPr>
+          <w:lang w:val="es-CR"/>
+        </w:rPr>
+        <w:t>imo_no}</w:t>
       </w:r>
       <w:r>
         <w:rPr>
@@ -1105,19 +1171,33 @@
         <w:rPr>
           <w:lang w:val="es-CR"/>
         </w:rPr>
-        <w:t xml:space="preserve">   </w:t>
-      </w:r>
-      <w:r>
-        <w:rPr>
-          <w:lang w:val="es-CR"/>
-        </w:rPr>
         <w:t xml:space="preserve"> </w:t>
       </w:r>
-      <w:r>
-        <w:rPr>
-          <w:lang w:val="es-CR"/>
-        </w:rPr>
-        <w:t>{build_year}</w:t>
+      <w:proofErr w:type="gramStart"/>
+      <w:r>
+        <w:rPr>
+          <w:lang w:val="es-CR"/>
+        </w:rPr>
+        <w:t xml:space="preserve">  </w:t>
+      </w:r>
+      <w:r>
+        <w:rPr>
+          <w:lang w:val="es-CR"/>
+        </w:rPr>
+        <w:t xml:space="preserve"> </w:t>
+      </w:r>
+      <w:r>
+        <w:rPr>
+          <w:lang w:val="es-CR"/>
+        </w:rPr>
+        <w:t>{</w:t>
+      </w:r>
+      <w:proofErr w:type="gramEnd"/>
+      <w:r>
+        <w:rPr>
+          <w:lang w:val="es-CR"/>
+        </w:rPr>
+        <w:t>build_year}</w:t>
       </w:r>
       <w:r>
         <w:rPr>
@@ -1508,20 +1588,6 @@
     </w:p>
     <w:p>
       <w:pPr>
-        <w:widowControl w:val="0"/>
-        <w:autoSpaceDE w:val="0"/>
-        <w:autoSpaceDN w:val="0"/>
-        <w:adjustRightInd w:val="0"/>
-        <w:spacing w:before="80"/>
-        <w:jc w:val="both"/>
-        <w:rPr>
-          <w:rFonts w:cs="Arial"/>
-          <w:lang w:val="es-CR"/>
-        </w:rPr>
-      </w:pPr>
-    </w:p>
-    <w:p>
-      <w:pPr>
         <w:jc w:val="both"/>
         <w:rPr>
           <w:lang w:val="es-MX"/>
@@ -1601,26 +1667,6 @@
         </w:rPr>
         <w:t>DE LOS INTERESADOS, Y NOS RESERVAMOS EL DERECHO DE MODIFICARLO Y/O AMPLIARLO EN CASO DE QUE TENGAMOS CONOCIMIENTO DE NUEVOS DATOS.</w:t>
       </w:r>
-    </w:p>
-    <w:p>
-      <w:pPr>
-        <w:jc w:val="center"/>
-        <w:rPr>
-          <w:b/>
-          <w:bCs/>
-          <w:lang w:val="es-CR"/>
-        </w:rPr>
-      </w:pPr>
-    </w:p>
-    <w:p>
-      <w:pPr>
-        <w:jc w:val="center"/>
-        <w:rPr>
-          <w:b/>
-          <w:bCs/>
-          <w:lang w:val="es-CR"/>
-        </w:rPr>
-      </w:pPr>
     </w:p>
     <w:p>
       <w:pPr>
@@ -1664,7 +1710,6 @@
         <w:rPr>
           <w:lang w:val="en-GB"/>
         </w:rPr>
-        <w:lastRenderedPageBreak/>
         <w:t>Control de descarga</w:t>
       </w:r>
       <w:r>
